--- a/docs/地降所需求及数据相关/数据库结构及逻辑/226大模型数据库.docx
+++ b/docs/地降所需求及数据相关/数据库结构及逻辑/226大模型数据库.docx
@@ -349,7 +349,6 @@
                 <w:bCs/>
               </w:rPr>
             </w:pPr>
-            <w:proofErr w:type="spellStart"/>
             <w:r>
               <w:rPr>
                 <w:rFonts w:ascii="宋体" w:eastAsia="宋体" w:hAnsi="宋体" w:hint="eastAsia"/>
@@ -358,7 +357,6 @@
               </w:rPr>
               <w:t>data_id</w:t>
             </w:r>
-            <w:proofErr w:type="spellEnd"/>
           </w:p>
         </w:tc>
         <w:tc>
@@ -492,7 +490,6 @@
                 <w:bCs/>
               </w:rPr>
             </w:pPr>
-            <w:proofErr w:type="spellStart"/>
             <w:r>
               <w:rPr>
                 <w:rFonts w:ascii="宋体" w:eastAsia="宋体" w:hAnsi="宋体" w:hint="eastAsia"/>
@@ -501,7 +498,6 @@
               </w:rPr>
               <w:t>station_id</w:t>
             </w:r>
-            <w:proofErr w:type="spellEnd"/>
           </w:p>
         </w:tc>
         <w:tc>
@@ -635,7 +631,6 @@
                 <w:bCs/>
               </w:rPr>
             </w:pPr>
-            <w:proofErr w:type="spellStart"/>
             <w:r>
               <w:rPr>
                 <w:rFonts w:ascii="宋体" w:eastAsia="宋体" w:hAnsi="宋体" w:hint="eastAsia"/>
@@ -644,7 +639,6 @@
               </w:rPr>
               <w:t>station_name</w:t>
             </w:r>
-            <w:proofErr w:type="spellEnd"/>
           </w:p>
         </w:tc>
         <w:tc>
@@ -778,7 +772,6 @@
                 <w:bCs/>
               </w:rPr>
             </w:pPr>
-            <w:proofErr w:type="spellStart"/>
             <w:r>
               <w:rPr>
                 <w:rFonts w:ascii="宋体" w:eastAsia="宋体" w:hAnsi="宋体" w:hint="eastAsia"/>
@@ -787,7 +780,6 @@
               </w:rPr>
               <w:t>data_time</w:t>
             </w:r>
-            <w:proofErr w:type="spellEnd"/>
           </w:p>
         </w:tc>
         <w:tc>
@@ -921,7 +913,6 @@
                 <w:bCs/>
               </w:rPr>
             </w:pPr>
-            <w:proofErr w:type="spellStart"/>
             <w:r>
               <w:rPr>
                 <w:rFonts w:ascii="宋体" w:eastAsia="宋体" w:hAnsi="宋体" w:hint="eastAsia"/>
@@ -930,7 +921,6 @@
               </w:rPr>
               <w:t>insert_time</w:t>
             </w:r>
-            <w:proofErr w:type="spellEnd"/>
           </w:p>
         </w:tc>
         <w:tc>
@@ -1205,7 +1195,6 @@
                 <w:bCs/>
               </w:rPr>
             </w:pPr>
-            <w:proofErr w:type="spellStart"/>
             <w:r>
               <w:rPr>
                 <w:rFonts w:ascii="宋体" w:eastAsia="宋体" w:hAnsi="宋体" w:hint="eastAsia"/>
@@ -1214,7 +1203,6 @@
               </w:rPr>
               <w:t>real_time_rain</w:t>
             </w:r>
-            <w:proofErr w:type="spellEnd"/>
           </w:p>
         </w:tc>
         <w:tc>
@@ -1630,7 +1618,6 @@
                 <w:bCs/>
               </w:rPr>
             </w:pPr>
-            <w:proofErr w:type="spellStart"/>
             <w:r>
               <w:rPr>
                 <w:rFonts w:ascii="宋体" w:eastAsia="宋体" w:hAnsi="宋体" w:hint="eastAsia"/>
@@ -1639,7 +1626,6 @@
               </w:rPr>
               <w:t>wind_speed</w:t>
             </w:r>
-            <w:proofErr w:type="spellEnd"/>
           </w:p>
         </w:tc>
         <w:tc>
@@ -1773,7 +1759,6 @@
                 <w:bCs/>
               </w:rPr>
             </w:pPr>
-            <w:proofErr w:type="spellStart"/>
             <w:r>
               <w:rPr>
                 <w:rFonts w:ascii="宋体" w:eastAsia="宋体" w:hAnsi="宋体" w:hint="eastAsia"/>
@@ -1782,7 +1767,6 @@
               </w:rPr>
               <w:t>wind_dirt</w:t>
             </w:r>
-            <w:proofErr w:type="spellEnd"/>
           </w:p>
         </w:tc>
         <w:tc>
@@ -1916,7 +1900,6 @@
                 <w:bCs/>
               </w:rPr>
             </w:pPr>
-            <w:proofErr w:type="spellStart"/>
             <w:r>
               <w:rPr>
                 <w:rFonts w:ascii="宋体" w:eastAsia="宋体" w:hAnsi="宋体" w:hint="eastAsia"/>
@@ -1925,7 +1908,6 @@
               </w:rPr>
               <w:t>project_name</w:t>
             </w:r>
-            <w:proofErr w:type="spellEnd"/>
           </w:p>
         </w:tc>
         <w:tc>
@@ -2172,7 +2154,6 @@
         </w:rPr>
         <w:t xml:space="preserve"> </w:t>
       </w:r>
-      <w:proofErr w:type="spellStart"/>
       <w:r>
         <w:rPr>
           <w:rFonts w:ascii="宋体" w:eastAsia="宋体" w:hAnsi="宋体" w:hint="eastAsia"/>
@@ -2183,13 +2164,12 @@
         </w:rPr>
         <w:t>t_data_wash_qxz</w:t>
       </w:r>
-      <w:proofErr w:type="spellEnd"/>
     </w:p>
     <w:p>
       <w:pPr>
         <w:jc w:val="center"/>
         <w:rPr>
-          <w:rFonts w:ascii="宋体" w:eastAsia="宋体" w:hAnsi="宋体"/>
+          <w:rFonts w:ascii="宋体" w:eastAsia="宋体" w:hAnsi="宋体" w:hint="eastAsia"/>
           <w:b/>
           <w:bCs/>
           <w:sz w:val="24"/>
@@ -2211,7 +2191,7 @@
       <w:pPr>
         <w:jc w:val="center"/>
         <w:rPr>
-          <w:rFonts w:ascii="宋体" w:eastAsia="宋体" w:hAnsi="宋体"/>
+          <w:rFonts w:ascii="宋体" w:eastAsia="宋体" w:hAnsi="宋体" w:hint="eastAsia"/>
           <w:b/>
           <w:bCs/>
           <w:sz w:val="24"/>
@@ -2235,14 +2215,13 @@
       <w:pPr>
         <w:jc w:val="center"/>
         <w:rPr>
-          <w:rFonts w:ascii="宋体" w:eastAsia="宋体" w:hAnsi="宋体"/>
+          <w:rFonts w:ascii="宋体" w:eastAsia="宋体" w:hAnsi="宋体" w:hint="eastAsia"/>
           <w:b/>
           <w:bCs/>
           <w:sz w:val="30"/>
           <w:szCs w:val="30"/>
         </w:rPr>
       </w:pPr>
-      <w:proofErr w:type="spellStart"/>
       <w:r>
         <w:rPr>
           <w:rFonts w:ascii="宋体" w:eastAsia="宋体" w:hAnsi="宋体" w:hint="eastAsia"/>
@@ -2253,7 +2232,6 @@
         </w:rPr>
         <w:t>t_data_wash_kxsylj</w:t>
       </w:r>
-      <w:proofErr w:type="spellEnd"/>
     </w:p>
     <w:p>
       <w:pPr>
@@ -2663,7 +2641,6 @@
                 <w:szCs w:val="24"/>
               </w:rPr>
             </w:pPr>
-            <w:proofErr w:type="spellStart"/>
             <w:r>
               <w:rPr>
                 <w:rFonts w:ascii="宋体" w:eastAsia="宋体" w:hAnsi="宋体" w:hint="eastAsia"/>
@@ -2674,7 +2651,6 @@
               </w:rPr>
               <w:t>data_id</w:t>
             </w:r>
-            <w:proofErr w:type="spellEnd"/>
           </w:p>
         </w:tc>
         <w:tc>
@@ -2828,7 +2804,6 @@
                 <w:szCs w:val="24"/>
               </w:rPr>
             </w:pPr>
-            <w:proofErr w:type="spellStart"/>
             <w:r>
               <w:rPr>
                 <w:rFonts w:ascii="宋体" w:eastAsia="宋体" w:hAnsi="宋体" w:hint="eastAsia"/>
@@ -2839,7 +2814,6 @@
               </w:rPr>
               <w:t>station_id</w:t>
             </w:r>
-            <w:proofErr w:type="spellEnd"/>
           </w:p>
         </w:tc>
         <w:tc>
@@ -2993,7 +2967,6 @@
                 <w:szCs w:val="24"/>
               </w:rPr>
             </w:pPr>
-            <w:proofErr w:type="spellStart"/>
             <w:r>
               <w:rPr>
                 <w:rFonts w:ascii="宋体" w:eastAsia="宋体" w:hAnsi="宋体" w:hint="eastAsia"/>
@@ -3004,7 +2977,6 @@
               </w:rPr>
               <w:t>station_name</w:t>
             </w:r>
-            <w:proofErr w:type="spellEnd"/>
           </w:p>
         </w:tc>
         <w:tc>
@@ -3158,7 +3130,6 @@
                 <w:szCs w:val="24"/>
               </w:rPr>
             </w:pPr>
-            <w:proofErr w:type="spellStart"/>
             <w:r>
               <w:rPr>
                 <w:rFonts w:ascii="宋体" w:eastAsia="宋体" w:hAnsi="宋体" w:hint="eastAsia"/>
@@ -3169,7 +3140,6 @@
               </w:rPr>
               <w:t>data_time</w:t>
             </w:r>
-            <w:proofErr w:type="spellEnd"/>
           </w:p>
         </w:tc>
         <w:tc>
@@ -3323,7 +3293,6 @@
                 <w:szCs w:val="24"/>
               </w:rPr>
             </w:pPr>
-            <w:proofErr w:type="spellStart"/>
             <w:r>
               <w:rPr>
                 <w:rFonts w:ascii="宋体" w:eastAsia="宋体" w:hAnsi="宋体" w:hint="eastAsia"/>
@@ -3334,7 +3303,6 @@
               </w:rPr>
               <w:t>insert_time</w:t>
             </w:r>
-            <w:proofErr w:type="spellEnd"/>
           </w:p>
         </w:tc>
         <w:tc>
@@ -3651,7 +3619,6 @@
                 <w:szCs w:val="24"/>
               </w:rPr>
             </w:pPr>
-            <w:proofErr w:type="spellStart"/>
             <w:r>
               <w:rPr>
                 <w:rFonts w:ascii="宋体" w:eastAsia="宋体" w:hAnsi="宋体" w:hint="eastAsia"/>
@@ -3662,7 +3629,6 @@
               </w:rPr>
               <w:t>project_name</w:t>
             </w:r>
-            <w:proofErr w:type="spellEnd"/>
           </w:p>
         </w:tc>
         <w:tc>
@@ -3974,14 +3940,13 @@
       <w:pPr>
         <w:jc w:val="center"/>
         <w:rPr>
-          <w:rFonts w:ascii="宋体" w:eastAsia="宋体" w:hAnsi="宋体"/>
+          <w:rFonts w:ascii="宋体" w:eastAsia="宋体" w:hAnsi="宋体" w:hint="eastAsia"/>
           <w:b/>
           <w:bCs/>
           <w:sz w:val="30"/>
           <w:szCs w:val="30"/>
         </w:rPr>
       </w:pPr>
-      <w:proofErr w:type="spellStart"/>
       <w:r>
         <w:rPr>
           <w:rFonts w:ascii="宋体" w:eastAsia="宋体" w:hAnsi="宋体" w:hint="eastAsia"/>
@@ -3992,7 +3957,6 @@
         </w:rPr>
         <w:t>t_data_wash_jyb</w:t>
       </w:r>
-      <w:proofErr w:type="spellEnd"/>
     </w:p>
     <w:p>
       <w:pPr>
@@ -4402,7 +4366,6 @@
                 <w:szCs w:val="24"/>
               </w:rPr>
             </w:pPr>
-            <w:proofErr w:type="spellStart"/>
             <w:r>
               <w:rPr>
                 <w:rFonts w:ascii="宋体" w:eastAsia="宋体" w:hAnsi="宋体" w:hint="eastAsia"/>
@@ -4413,7 +4376,6 @@
               </w:rPr>
               <w:t>data_id</w:t>
             </w:r>
-            <w:proofErr w:type="spellEnd"/>
           </w:p>
         </w:tc>
         <w:tc>
@@ -4567,7 +4529,6 @@
                 <w:szCs w:val="24"/>
               </w:rPr>
             </w:pPr>
-            <w:proofErr w:type="spellStart"/>
             <w:r>
               <w:rPr>
                 <w:rFonts w:ascii="宋体" w:eastAsia="宋体" w:hAnsi="宋体" w:hint="eastAsia"/>
@@ -4578,7 +4539,6 @@
               </w:rPr>
               <w:t>station_id</w:t>
             </w:r>
-            <w:proofErr w:type="spellEnd"/>
           </w:p>
         </w:tc>
         <w:tc>
@@ -4732,7 +4692,6 @@
                 <w:szCs w:val="24"/>
               </w:rPr>
             </w:pPr>
-            <w:proofErr w:type="spellStart"/>
             <w:r>
               <w:rPr>
                 <w:rFonts w:ascii="宋体" w:eastAsia="宋体" w:hAnsi="宋体" w:hint="eastAsia"/>
@@ -4743,7 +4702,6 @@
               </w:rPr>
               <w:t>station_name</w:t>
             </w:r>
-            <w:proofErr w:type="spellEnd"/>
           </w:p>
         </w:tc>
         <w:tc>
@@ -4897,7 +4855,6 @@
                 <w:szCs w:val="24"/>
               </w:rPr>
             </w:pPr>
-            <w:proofErr w:type="spellStart"/>
             <w:r>
               <w:rPr>
                 <w:rFonts w:ascii="宋体" w:eastAsia="宋体" w:hAnsi="宋体" w:hint="eastAsia"/>
@@ -4908,7 +4865,6 @@
               </w:rPr>
               <w:t>data_time</w:t>
             </w:r>
-            <w:proofErr w:type="spellEnd"/>
           </w:p>
         </w:tc>
         <w:tc>
@@ -5062,7 +5018,6 @@
                 <w:szCs w:val="24"/>
               </w:rPr>
             </w:pPr>
-            <w:proofErr w:type="spellStart"/>
             <w:r>
               <w:rPr>
                 <w:rFonts w:ascii="宋体" w:eastAsia="宋体" w:hAnsi="宋体" w:hint="eastAsia"/>
@@ -5073,7 +5028,6 @@
               </w:rPr>
               <w:t>insert_time</w:t>
             </w:r>
-            <w:proofErr w:type="spellEnd"/>
           </w:p>
         </w:tc>
         <w:tc>
@@ -5227,7 +5181,6 @@
                 <w:szCs w:val="24"/>
               </w:rPr>
             </w:pPr>
-            <w:proofErr w:type="spellStart"/>
             <w:r>
               <w:rPr>
                 <w:rFonts w:ascii="宋体" w:eastAsia="宋体" w:hAnsi="宋体" w:hint="eastAsia"/>
@@ -5238,7 +5191,6 @@
               </w:rPr>
               <w:t>total_settle</w:t>
             </w:r>
-            <w:proofErr w:type="spellEnd"/>
           </w:p>
         </w:tc>
         <w:tc>
@@ -5392,7 +5344,6 @@
                 <w:szCs w:val="24"/>
               </w:rPr>
             </w:pPr>
-            <w:proofErr w:type="spellStart"/>
             <w:r>
               <w:rPr>
                 <w:rFonts w:ascii="宋体" w:eastAsia="宋体" w:hAnsi="宋体" w:hint="eastAsia"/>
@@ -5403,7 +5354,6 @@
               </w:rPr>
               <w:t>project_name</w:t>
             </w:r>
-            <w:proofErr w:type="spellEnd"/>
           </w:p>
         </w:tc>
         <w:tc>
@@ -5703,14 +5653,13 @@
       <w:pPr>
         <w:jc w:val="center"/>
         <w:rPr>
-          <w:rFonts w:ascii="宋体" w:eastAsia="宋体" w:hAnsi="宋体"/>
+          <w:rFonts w:ascii="宋体" w:eastAsia="宋体" w:hAnsi="宋体" w:hint="eastAsia"/>
           <w:b/>
           <w:bCs/>
           <w:sz w:val="30"/>
           <w:szCs w:val="30"/>
         </w:rPr>
       </w:pPr>
-      <w:proofErr w:type="spellStart"/>
       <w:r>
         <w:rPr>
           <w:rFonts w:ascii="宋体" w:eastAsia="宋体" w:hAnsi="宋体" w:hint="eastAsia"/>
@@ -5721,7 +5670,6 @@
         </w:rPr>
         <w:t>t_data_wash_gq</w:t>
       </w:r>
-      <w:proofErr w:type="spellEnd"/>
     </w:p>
     <w:p>
       <w:pPr>
@@ -6131,7 +6079,6 @@
                 <w:szCs w:val="24"/>
               </w:rPr>
             </w:pPr>
-            <w:proofErr w:type="spellStart"/>
             <w:r>
               <w:rPr>
                 <w:rFonts w:ascii="宋体" w:eastAsia="宋体" w:hAnsi="宋体" w:hint="eastAsia"/>
@@ -6142,7 +6089,6 @@
               </w:rPr>
               <w:t>data_id</w:t>
             </w:r>
-            <w:proofErr w:type="spellEnd"/>
           </w:p>
         </w:tc>
         <w:tc>
@@ -6296,7 +6242,6 @@
                 <w:szCs w:val="24"/>
               </w:rPr>
             </w:pPr>
-            <w:proofErr w:type="spellStart"/>
             <w:r>
               <w:rPr>
                 <w:rFonts w:ascii="宋体" w:eastAsia="宋体" w:hAnsi="宋体" w:hint="eastAsia"/>
@@ -6307,7 +6252,6 @@
               </w:rPr>
               <w:t>station_id</w:t>
             </w:r>
-            <w:proofErr w:type="spellEnd"/>
           </w:p>
         </w:tc>
         <w:tc>
@@ -6461,7 +6405,6 @@
                 <w:szCs w:val="24"/>
               </w:rPr>
             </w:pPr>
-            <w:proofErr w:type="spellStart"/>
             <w:r>
               <w:rPr>
                 <w:rFonts w:ascii="宋体" w:eastAsia="宋体" w:hAnsi="宋体" w:hint="eastAsia"/>
@@ -6472,7 +6415,6 @@
               </w:rPr>
               <w:t>station_name</w:t>
             </w:r>
-            <w:proofErr w:type="spellEnd"/>
           </w:p>
         </w:tc>
         <w:tc>
@@ -6626,7 +6568,6 @@
                 <w:szCs w:val="24"/>
               </w:rPr>
             </w:pPr>
-            <w:proofErr w:type="spellStart"/>
             <w:r>
               <w:rPr>
                 <w:rFonts w:ascii="宋体" w:eastAsia="宋体" w:hAnsi="宋体" w:hint="eastAsia"/>
@@ -6637,7 +6578,6 @@
               </w:rPr>
               <w:t>data_time</w:t>
             </w:r>
-            <w:proofErr w:type="spellEnd"/>
           </w:p>
         </w:tc>
         <w:tc>
@@ -6791,7 +6731,6 @@
                 <w:szCs w:val="24"/>
               </w:rPr>
             </w:pPr>
-            <w:proofErr w:type="spellStart"/>
             <w:r>
               <w:rPr>
                 <w:rFonts w:ascii="宋体" w:eastAsia="宋体" w:hAnsi="宋体" w:hint="eastAsia"/>
@@ -6802,7 +6741,6 @@
               </w:rPr>
               <w:t>insert_time</w:t>
             </w:r>
-            <w:proofErr w:type="spellEnd"/>
           </w:p>
         </w:tc>
         <w:tc>
@@ -6956,7 +6894,6 @@
                 <w:szCs w:val="24"/>
               </w:rPr>
             </w:pPr>
-            <w:proofErr w:type="spellStart"/>
             <w:r>
               <w:rPr>
                 <w:rFonts w:ascii="宋体" w:eastAsia="宋体" w:hAnsi="宋体" w:hint="eastAsia"/>
@@ -6967,7 +6904,6 @@
               </w:rPr>
               <w:t>total_settle</w:t>
             </w:r>
-            <w:proofErr w:type="spellEnd"/>
           </w:p>
         </w:tc>
         <w:tc>
@@ -7121,7 +7057,6 @@
                 <w:szCs w:val="24"/>
               </w:rPr>
             </w:pPr>
-            <w:proofErr w:type="spellStart"/>
             <w:r>
               <w:rPr>
                 <w:rFonts w:ascii="宋体" w:eastAsia="宋体" w:hAnsi="宋体" w:hint="eastAsia"/>
@@ -7132,7 +7067,6 @@
               </w:rPr>
               <w:t>project_name</w:t>
             </w:r>
-            <w:proofErr w:type="spellEnd"/>
           </w:p>
         </w:tc>
         <w:tc>
@@ -7408,7 +7342,7 @@
       <w:pPr>
         <w:jc w:val="center"/>
         <w:rPr>
-          <w:rFonts w:ascii="宋体" w:eastAsia="宋体" w:hAnsi="宋体"/>
+          <w:rFonts w:ascii="宋体" w:eastAsia="宋体" w:hAnsi="宋体" w:hint="eastAsia"/>
           <w:b/>
           <w:bCs/>
           <w:sz w:val="24"/>
@@ -7420,7 +7354,7 @@
       <w:pPr>
         <w:jc w:val="center"/>
         <w:rPr>
-          <w:rFonts w:ascii="宋体" w:eastAsia="宋体" w:hAnsi="宋体"/>
+          <w:rFonts w:ascii="宋体" w:eastAsia="宋体" w:hAnsi="宋体" w:hint="eastAsia"/>
           <w:b/>
           <w:bCs/>
           <w:sz w:val="24"/>
@@ -7432,14 +7366,13 @@
       <w:pPr>
         <w:jc w:val="center"/>
         <w:rPr>
-          <w:rFonts w:ascii="宋体" w:eastAsia="宋体" w:hAnsi="宋体"/>
+          <w:rFonts w:ascii="宋体" w:eastAsia="宋体" w:hAnsi="宋体" w:hint="eastAsia"/>
           <w:b/>
           <w:bCs/>
           <w:sz w:val="30"/>
           <w:szCs w:val="30"/>
         </w:rPr>
       </w:pPr>
-      <w:proofErr w:type="spellStart"/>
       <w:r>
         <w:rPr>
           <w:rFonts w:ascii="宋体" w:eastAsia="宋体" w:hAnsi="宋体" w:hint="eastAsia"/>
@@ -7450,13 +7383,12 @@
         </w:rPr>
         <w:t>t_data_wash_gnss</w:t>
       </w:r>
-      <w:proofErr w:type="spellEnd"/>
     </w:p>
     <w:p>
       <w:pPr>
         <w:jc w:val="center"/>
         <w:rPr>
-          <w:rFonts w:ascii="宋体" w:eastAsia="宋体" w:hAnsi="宋体"/>
+          <w:rFonts w:ascii="宋体" w:eastAsia="宋体" w:hAnsi="宋体" w:hint="eastAsia"/>
           <w:b/>
           <w:bCs/>
           <w:sz w:val="24"/>
@@ -7517,7 +7449,7 @@
             <w:pPr>
               <w:jc w:val="center"/>
               <w:rPr>
-                <w:rFonts w:ascii="宋体" w:eastAsia="宋体" w:hAnsi="宋体"/>
+                <w:rFonts w:ascii="宋体" w:eastAsia="宋体" w:hAnsi="宋体" w:hint="eastAsia"/>
                 <w:b/>
                 <w:bCs/>
                 <w:sz w:val="24"/>
@@ -7543,7 +7475,7 @@
             <w:pPr>
               <w:jc w:val="center"/>
               <w:rPr>
-                <w:rFonts w:ascii="宋体" w:eastAsia="宋体" w:hAnsi="宋体"/>
+                <w:rFonts w:ascii="宋体" w:eastAsia="宋体" w:hAnsi="宋体" w:hint="eastAsia"/>
                 <w:b/>
                 <w:bCs/>
                 <w:sz w:val="24"/>
@@ -7569,7 +7501,7 @@
             <w:pPr>
               <w:jc w:val="center"/>
               <w:rPr>
-                <w:rFonts w:ascii="宋体" w:eastAsia="宋体" w:hAnsi="宋体"/>
+                <w:rFonts w:ascii="宋体" w:eastAsia="宋体" w:hAnsi="宋体" w:hint="eastAsia"/>
                 <w:b/>
                 <w:bCs/>
                 <w:sz w:val="24"/>
@@ -7595,7 +7527,7 @@
             <w:pPr>
               <w:jc w:val="center"/>
               <w:rPr>
-                <w:rFonts w:ascii="宋体" w:eastAsia="宋体" w:hAnsi="宋体"/>
+                <w:rFonts w:ascii="宋体" w:eastAsia="宋体" w:hAnsi="宋体" w:hint="eastAsia"/>
                 <w:b/>
                 <w:bCs/>
                 <w:sz w:val="24"/>
@@ -7621,7 +7553,7 @@
             <w:pPr>
               <w:jc w:val="center"/>
               <w:rPr>
-                <w:rFonts w:ascii="宋体" w:eastAsia="宋体" w:hAnsi="宋体"/>
+                <w:rFonts w:ascii="宋体" w:eastAsia="宋体" w:hAnsi="宋体" w:hint="eastAsia"/>
                 <w:b/>
                 <w:bCs/>
                 <w:sz w:val="24"/>
@@ -7647,7 +7579,7 @@
             <w:pPr>
               <w:jc w:val="center"/>
               <w:rPr>
-                <w:rFonts w:ascii="宋体" w:eastAsia="宋体" w:hAnsi="宋体"/>
+                <w:rFonts w:ascii="宋体" w:eastAsia="宋体" w:hAnsi="宋体" w:hint="eastAsia"/>
                 <w:b/>
                 <w:bCs/>
                 <w:sz w:val="24"/>
@@ -7678,7 +7610,7 @@
             <w:pPr>
               <w:jc w:val="center"/>
               <w:rPr>
-                <w:rFonts w:ascii="宋体" w:eastAsia="宋体" w:hAnsi="宋体"/>
+                <w:rFonts w:ascii="宋体" w:eastAsia="宋体" w:hAnsi="宋体" w:hint="eastAsia"/>
                 <w:b/>
                 <w:bCs/>
                 <w:sz w:val="24"/>
@@ -7707,7 +7639,7 @@
             <w:pPr>
               <w:jc w:val="center"/>
               <w:rPr>
-                <w:rFonts w:ascii="宋体" w:eastAsia="宋体" w:hAnsi="宋体"/>
+                <w:rFonts w:ascii="宋体" w:eastAsia="宋体" w:hAnsi="宋体" w:hint="eastAsia"/>
                 <w:b/>
                 <w:bCs/>
                 <w:sz w:val="24"/>
@@ -7735,7 +7667,7 @@
             <w:pPr>
               <w:jc w:val="center"/>
               <w:rPr>
-                <w:rFonts w:ascii="宋体" w:eastAsia="宋体" w:hAnsi="宋体"/>
+                <w:rFonts w:ascii="宋体" w:eastAsia="宋体" w:hAnsi="宋体" w:hint="eastAsia"/>
                 <w:b/>
                 <w:bCs/>
                 <w:sz w:val="24"/>
@@ -7753,7 +7685,7 @@
             <w:pPr>
               <w:jc w:val="center"/>
               <w:rPr>
-                <w:rFonts w:ascii="宋体" w:eastAsia="宋体" w:hAnsi="宋体"/>
+                <w:rFonts w:ascii="宋体" w:eastAsia="宋体" w:hAnsi="宋体" w:hint="eastAsia"/>
                 <w:b/>
                 <w:bCs/>
                 <w:sz w:val="24"/>
@@ -7781,7 +7713,7 @@
             <w:pPr>
               <w:jc w:val="center"/>
               <w:rPr>
-                <w:rFonts w:ascii="宋体" w:eastAsia="宋体" w:hAnsi="宋体"/>
+                <w:rFonts w:ascii="宋体" w:eastAsia="宋体" w:hAnsi="宋体" w:hint="eastAsia"/>
                 <w:b/>
                 <w:bCs/>
                 <w:sz w:val="24"/>
@@ -7809,7 +7741,7 @@
             <w:pPr>
               <w:jc w:val="center"/>
               <w:rPr>
-                <w:rFonts w:ascii="宋体" w:eastAsia="宋体" w:hAnsi="宋体"/>
+                <w:rFonts w:ascii="宋体" w:eastAsia="宋体" w:hAnsi="宋体" w:hint="eastAsia"/>
                 <w:b/>
                 <w:bCs/>
                 <w:sz w:val="24"/>
@@ -7842,7 +7774,7 @@
             <w:pPr>
               <w:jc w:val="center"/>
               <w:rPr>
-                <w:rFonts w:ascii="宋体" w:eastAsia="宋体" w:hAnsi="宋体"/>
+                <w:rFonts w:ascii="宋体" w:eastAsia="宋体" w:hAnsi="宋体" w:hint="eastAsia"/>
                 <w:b/>
                 <w:bCs/>
                 <w:sz w:val="24"/>
@@ -7870,14 +7802,13 @@
             <w:pPr>
               <w:jc w:val="center"/>
               <w:rPr>
-                <w:rFonts w:ascii="宋体" w:eastAsia="宋体" w:hAnsi="宋体"/>
-                <w:b/>
-                <w:bCs/>
-                <w:sz w:val="24"/>
-                <w:szCs w:val="24"/>
-              </w:rPr>
-            </w:pPr>
-            <w:proofErr w:type="spellStart"/>
+                <w:rFonts w:ascii="宋体" w:eastAsia="宋体" w:hAnsi="宋体" w:hint="eastAsia"/>
+                <w:b/>
+                <w:bCs/>
+                <w:sz w:val="24"/>
+                <w:szCs w:val="24"/>
+              </w:rPr>
+            </w:pPr>
             <w:r>
               <w:rPr>
                 <w:rFonts w:ascii="宋体" w:eastAsia="宋体" w:hAnsi="宋体" w:hint="eastAsia"/>
@@ -7888,7 +7819,6 @@
               </w:rPr>
               <w:t>data_id</w:t>
             </w:r>
-            <w:proofErr w:type="spellEnd"/>
           </w:p>
         </w:tc>
         <w:tc>
@@ -7900,7 +7830,7 @@
             <w:pPr>
               <w:jc w:val="center"/>
               <w:rPr>
-                <w:rFonts w:ascii="宋体" w:eastAsia="宋体" w:hAnsi="宋体"/>
+                <w:rFonts w:ascii="宋体" w:eastAsia="宋体" w:hAnsi="宋体" w:hint="eastAsia"/>
                 <w:b/>
                 <w:bCs/>
                 <w:sz w:val="24"/>
@@ -7928,7 +7858,7 @@
             <w:pPr>
               <w:jc w:val="center"/>
               <w:rPr>
-                <w:rFonts w:ascii="宋体" w:eastAsia="宋体" w:hAnsi="宋体"/>
+                <w:rFonts w:ascii="宋体" w:eastAsia="宋体" w:hAnsi="宋体" w:hint="eastAsia"/>
                 <w:b/>
                 <w:bCs/>
                 <w:sz w:val="24"/>
@@ -7956,7 +7886,7 @@
             <w:pPr>
               <w:jc w:val="center"/>
               <w:rPr>
-                <w:rFonts w:ascii="宋体" w:eastAsia="宋体" w:hAnsi="宋体"/>
+                <w:rFonts w:ascii="宋体" w:eastAsia="宋体" w:hAnsi="宋体" w:hint="eastAsia"/>
                 <w:b/>
                 <w:bCs/>
                 <w:sz w:val="24"/>
@@ -7974,7 +7904,7 @@
             <w:pPr>
               <w:jc w:val="center"/>
               <w:rPr>
-                <w:rFonts w:ascii="宋体" w:eastAsia="宋体" w:hAnsi="宋体"/>
+                <w:rFonts w:ascii="宋体" w:eastAsia="宋体" w:hAnsi="宋体" w:hint="eastAsia"/>
                 <w:b/>
                 <w:bCs/>
                 <w:sz w:val="24"/>
@@ -8007,7 +7937,7 @@
             <w:pPr>
               <w:jc w:val="center"/>
               <w:rPr>
-                <w:rFonts w:ascii="宋体" w:eastAsia="宋体" w:hAnsi="宋体"/>
+                <w:rFonts w:ascii="宋体" w:eastAsia="宋体" w:hAnsi="宋体" w:hint="eastAsia"/>
                 <w:b/>
                 <w:bCs/>
                 <w:sz w:val="24"/>
@@ -8035,14 +7965,13 @@
             <w:pPr>
               <w:jc w:val="center"/>
               <w:rPr>
-                <w:rFonts w:ascii="宋体" w:eastAsia="宋体" w:hAnsi="宋体"/>
-                <w:b/>
-                <w:bCs/>
-                <w:sz w:val="24"/>
-                <w:szCs w:val="24"/>
-              </w:rPr>
-            </w:pPr>
-            <w:proofErr w:type="spellStart"/>
+                <w:rFonts w:ascii="宋体" w:eastAsia="宋体" w:hAnsi="宋体" w:hint="eastAsia"/>
+                <w:b/>
+                <w:bCs/>
+                <w:sz w:val="24"/>
+                <w:szCs w:val="24"/>
+              </w:rPr>
+            </w:pPr>
             <w:r>
               <w:rPr>
                 <w:rFonts w:ascii="宋体" w:eastAsia="宋体" w:hAnsi="宋体" w:hint="eastAsia"/>
@@ -8053,7 +7982,6 @@
               </w:rPr>
               <w:t>station_id</w:t>
             </w:r>
-            <w:proofErr w:type="spellEnd"/>
           </w:p>
         </w:tc>
         <w:tc>
@@ -8065,7 +7993,7 @@
             <w:pPr>
               <w:jc w:val="center"/>
               <w:rPr>
-                <w:rFonts w:ascii="宋体" w:eastAsia="宋体" w:hAnsi="宋体"/>
+                <w:rFonts w:ascii="宋体" w:eastAsia="宋体" w:hAnsi="宋体" w:hint="eastAsia"/>
                 <w:b/>
                 <w:bCs/>
                 <w:sz w:val="24"/>
@@ -8093,7 +8021,7 @@
             <w:pPr>
               <w:jc w:val="center"/>
               <w:rPr>
-                <w:rFonts w:ascii="宋体" w:eastAsia="宋体" w:hAnsi="宋体"/>
+                <w:rFonts w:ascii="宋体" w:eastAsia="宋体" w:hAnsi="宋体" w:hint="eastAsia"/>
                 <w:b/>
                 <w:bCs/>
                 <w:sz w:val="24"/>
@@ -8121,7 +8049,7 @@
             <w:pPr>
               <w:jc w:val="center"/>
               <w:rPr>
-                <w:rFonts w:ascii="宋体" w:eastAsia="宋体" w:hAnsi="宋体"/>
+                <w:rFonts w:ascii="宋体" w:eastAsia="宋体" w:hAnsi="宋体" w:hint="eastAsia"/>
                 <w:b/>
                 <w:bCs/>
                 <w:sz w:val="24"/>
@@ -8139,7 +8067,7 @@
             <w:pPr>
               <w:jc w:val="center"/>
               <w:rPr>
-                <w:rFonts w:ascii="宋体" w:eastAsia="宋体" w:hAnsi="宋体"/>
+                <w:rFonts w:ascii="宋体" w:eastAsia="宋体" w:hAnsi="宋体" w:hint="eastAsia"/>
                 <w:b/>
                 <w:bCs/>
                 <w:sz w:val="24"/>
@@ -8172,7 +8100,7 @@
             <w:pPr>
               <w:jc w:val="center"/>
               <w:rPr>
-                <w:rFonts w:ascii="宋体" w:eastAsia="宋体" w:hAnsi="宋体"/>
+                <w:rFonts w:ascii="宋体" w:eastAsia="宋体" w:hAnsi="宋体" w:hint="eastAsia"/>
                 <w:b/>
                 <w:bCs/>
                 <w:sz w:val="24"/>
@@ -8200,14 +8128,13 @@
             <w:pPr>
               <w:jc w:val="center"/>
               <w:rPr>
-                <w:rFonts w:ascii="宋体" w:eastAsia="宋体" w:hAnsi="宋体"/>
-                <w:b/>
-                <w:bCs/>
-                <w:sz w:val="24"/>
-                <w:szCs w:val="24"/>
-              </w:rPr>
-            </w:pPr>
-            <w:proofErr w:type="spellStart"/>
+                <w:rFonts w:ascii="宋体" w:eastAsia="宋体" w:hAnsi="宋体" w:hint="eastAsia"/>
+                <w:b/>
+                <w:bCs/>
+                <w:sz w:val="24"/>
+                <w:szCs w:val="24"/>
+              </w:rPr>
+            </w:pPr>
             <w:r>
               <w:rPr>
                 <w:rFonts w:ascii="宋体" w:eastAsia="宋体" w:hAnsi="宋体" w:hint="eastAsia"/>
@@ -8218,7 +8145,6 @@
               </w:rPr>
               <w:t>station_name</w:t>
             </w:r>
-            <w:proofErr w:type="spellEnd"/>
           </w:p>
         </w:tc>
         <w:tc>
@@ -8230,7 +8156,7 @@
             <w:pPr>
               <w:jc w:val="center"/>
               <w:rPr>
-                <w:rFonts w:ascii="宋体" w:eastAsia="宋体" w:hAnsi="宋体"/>
+                <w:rFonts w:ascii="宋体" w:eastAsia="宋体" w:hAnsi="宋体" w:hint="eastAsia"/>
                 <w:b/>
                 <w:bCs/>
                 <w:sz w:val="24"/>
@@ -8258,7 +8184,7 @@
             <w:pPr>
               <w:jc w:val="center"/>
               <w:rPr>
-                <w:rFonts w:ascii="宋体" w:eastAsia="宋体" w:hAnsi="宋体"/>
+                <w:rFonts w:ascii="宋体" w:eastAsia="宋体" w:hAnsi="宋体" w:hint="eastAsia"/>
                 <w:b/>
                 <w:bCs/>
                 <w:sz w:val="24"/>
@@ -8286,7 +8212,7 @@
             <w:pPr>
               <w:jc w:val="center"/>
               <w:rPr>
-                <w:rFonts w:ascii="宋体" w:eastAsia="宋体" w:hAnsi="宋体"/>
+                <w:rFonts w:ascii="宋体" w:eastAsia="宋体" w:hAnsi="宋体" w:hint="eastAsia"/>
                 <w:b/>
                 <w:bCs/>
                 <w:sz w:val="24"/>
@@ -8304,7 +8230,7 @@
             <w:pPr>
               <w:jc w:val="center"/>
               <w:rPr>
-                <w:rFonts w:ascii="宋体" w:eastAsia="宋体" w:hAnsi="宋体"/>
+                <w:rFonts w:ascii="宋体" w:eastAsia="宋体" w:hAnsi="宋体" w:hint="eastAsia"/>
                 <w:b/>
                 <w:bCs/>
                 <w:sz w:val="24"/>
@@ -8337,7 +8263,7 @@
             <w:pPr>
               <w:jc w:val="center"/>
               <w:rPr>
-                <w:rFonts w:ascii="宋体" w:eastAsia="宋体" w:hAnsi="宋体"/>
+                <w:rFonts w:ascii="宋体" w:eastAsia="宋体" w:hAnsi="宋体" w:hint="eastAsia"/>
                 <w:b/>
                 <w:bCs/>
                 <w:sz w:val="24"/>
@@ -8365,14 +8291,13 @@
             <w:pPr>
               <w:jc w:val="center"/>
               <w:rPr>
-                <w:rFonts w:ascii="宋体" w:eastAsia="宋体" w:hAnsi="宋体"/>
-                <w:b/>
-                <w:bCs/>
-                <w:sz w:val="24"/>
-                <w:szCs w:val="24"/>
-              </w:rPr>
-            </w:pPr>
-            <w:proofErr w:type="spellStart"/>
+                <w:rFonts w:ascii="宋体" w:eastAsia="宋体" w:hAnsi="宋体" w:hint="eastAsia"/>
+                <w:b/>
+                <w:bCs/>
+                <w:sz w:val="24"/>
+                <w:szCs w:val="24"/>
+              </w:rPr>
+            </w:pPr>
             <w:r>
               <w:rPr>
                 <w:rFonts w:ascii="宋体" w:eastAsia="宋体" w:hAnsi="宋体" w:hint="eastAsia"/>
@@ -8383,7 +8308,6 @@
               </w:rPr>
               <w:t>data_time</w:t>
             </w:r>
-            <w:proofErr w:type="spellEnd"/>
           </w:p>
         </w:tc>
         <w:tc>
@@ -8395,7 +8319,7 @@
             <w:pPr>
               <w:jc w:val="center"/>
               <w:rPr>
-                <w:rFonts w:ascii="宋体" w:eastAsia="宋体" w:hAnsi="宋体"/>
+                <w:rFonts w:ascii="宋体" w:eastAsia="宋体" w:hAnsi="宋体" w:hint="eastAsia"/>
                 <w:b/>
                 <w:bCs/>
                 <w:sz w:val="24"/>
@@ -8423,7 +8347,7 @@
             <w:pPr>
               <w:jc w:val="center"/>
               <w:rPr>
-                <w:rFonts w:ascii="宋体" w:eastAsia="宋体" w:hAnsi="宋体"/>
+                <w:rFonts w:ascii="宋体" w:eastAsia="宋体" w:hAnsi="宋体" w:hint="eastAsia"/>
                 <w:b/>
                 <w:bCs/>
                 <w:sz w:val="24"/>
@@ -8451,7 +8375,7 @@
             <w:pPr>
               <w:jc w:val="center"/>
               <w:rPr>
-                <w:rFonts w:ascii="宋体" w:eastAsia="宋体" w:hAnsi="宋体"/>
+                <w:rFonts w:ascii="宋体" w:eastAsia="宋体" w:hAnsi="宋体" w:hint="eastAsia"/>
                 <w:b/>
                 <w:bCs/>
                 <w:sz w:val="24"/>
@@ -8469,7 +8393,7 @@
             <w:pPr>
               <w:jc w:val="center"/>
               <w:rPr>
-                <w:rFonts w:ascii="宋体" w:eastAsia="宋体" w:hAnsi="宋体"/>
+                <w:rFonts w:ascii="宋体" w:eastAsia="宋体" w:hAnsi="宋体" w:hint="eastAsia"/>
                 <w:b/>
                 <w:bCs/>
                 <w:sz w:val="24"/>
@@ -8502,7 +8426,7 @@
             <w:pPr>
               <w:jc w:val="center"/>
               <w:rPr>
-                <w:rFonts w:ascii="宋体" w:eastAsia="宋体" w:hAnsi="宋体"/>
+                <w:rFonts w:ascii="宋体" w:eastAsia="宋体" w:hAnsi="宋体" w:hint="eastAsia"/>
                 <w:b/>
                 <w:bCs/>
                 <w:sz w:val="24"/>
@@ -8530,14 +8454,13 @@
             <w:pPr>
               <w:jc w:val="center"/>
               <w:rPr>
-                <w:rFonts w:ascii="宋体" w:eastAsia="宋体" w:hAnsi="宋体"/>
-                <w:b/>
-                <w:bCs/>
-                <w:sz w:val="24"/>
-                <w:szCs w:val="24"/>
-              </w:rPr>
-            </w:pPr>
-            <w:proofErr w:type="spellStart"/>
+                <w:rFonts w:ascii="宋体" w:eastAsia="宋体" w:hAnsi="宋体" w:hint="eastAsia"/>
+                <w:b/>
+                <w:bCs/>
+                <w:sz w:val="24"/>
+                <w:szCs w:val="24"/>
+              </w:rPr>
+            </w:pPr>
             <w:r>
               <w:rPr>
                 <w:rFonts w:ascii="宋体" w:eastAsia="宋体" w:hAnsi="宋体" w:hint="eastAsia"/>
@@ -8548,7 +8471,6 @@
               </w:rPr>
               <w:t>insert_time</w:t>
             </w:r>
-            <w:proofErr w:type="spellEnd"/>
           </w:p>
         </w:tc>
         <w:tc>
@@ -8560,7 +8482,7 @@
             <w:pPr>
               <w:jc w:val="center"/>
               <w:rPr>
-                <w:rFonts w:ascii="宋体" w:eastAsia="宋体" w:hAnsi="宋体"/>
+                <w:rFonts w:ascii="宋体" w:eastAsia="宋体" w:hAnsi="宋体" w:hint="eastAsia"/>
                 <w:b/>
                 <w:bCs/>
                 <w:sz w:val="24"/>
@@ -8588,7 +8510,7 @@
             <w:pPr>
               <w:jc w:val="center"/>
               <w:rPr>
-                <w:rFonts w:ascii="宋体" w:eastAsia="宋体" w:hAnsi="宋体"/>
+                <w:rFonts w:ascii="宋体" w:eastAsia="宋体" w:hAnsi="宋体" w:hint="eastAsia"/>
                 <w:b/>
                 <w:bCs/>
                 <w:sz w:val="24"/>
@@ -8616,7 +8538,7 @@
             <w:pPr>
               <w:jc w:val="center"/>
               <w:rPr>
-                <w:rFonts w:ascii="宋体" w:eastAsia="宋体" w:hAnsi="宋体"/>
+                <w:rFonts w:ascii="宋体" w:eastAsia="宋体" w:hAnsi="宋体" w:hint="eastAsia"/>
                 <w:b/>
                 <w:bCs/>
                 <w:sz w:val="24"/>
@@ -8634,7 +8556,7 @@
             <w:pPr>
               <w:jc w:val="center"/>
               <w:rPr>
-                <w:rFonts w:ascii="宋体" w:eastAsia="宋体" w:hAnsi="宋体"/>
+                <w:rFonts w:ascii="宋体" w:eastAsia="宋体" w:hAnsi="宋体" w:hint="eastAsia"/>
                 <w:b/>
                 <w:bCs/>
                 <w:sz w:val="24"/>
@@ -8667,7 +8589,7 @@
             <w:pPr>
               <w:jc w:val="center"/>
               <w:rPr>
-                <w:rFonts w:ascii="宋体" w:eastAsia="宋体" w:hAnsi="宋体"/>
+                <w:rFonts w:ascii="宋体" w:eastAsia="宋体" w:hAnsi="宋体" w:hint="eastAsia"/>
                 <w:b/>
                 <w:bCs/>
                 <w:sz w:val="24"/>
@@ -8695,14 +8617,13 @@
             <w:pPr>
               <w:jc w:val="center"/>
               <w:rPr>
-                <w:rFonts w:ascii="宋体" w:eastAsia="宋体" w:hAnsi="宋体"/>
-                <w:b/>
-                <w:bCs/>
-                <w:sz w:val="24"/>
-                <w:szCs w:val="24"/>
-              </w:rPr>
-            </w:pPr>
-            <w:proofErr w:type="spellStart"/>
+                <w:rFonts w:ascii="宋体" w:eastAsia="宋体" w:hAnsi="宋体" w:hint="eastAsia"/>
+                <w:b/>
+                <w:bCs/>
+                <w:sz w:val="24"/>
+                <w:szCs w:val="24"/>
+              </w:rPr>
+            </w:pPr>
             <w:r>
               <w:rPr>
                 <w:rFonts w:ascii="宋体" w:eastAsia="宋体" w:hAnsi="宋体" w:hint="eastAsia"/>
@@ -8713,7 +8634,6 @@
               </w:rPr>
               <w:t>gps_total_x</w:t>
             </w:r>
-            <w:proofErr w:type="spellEnd"/>
           </w:p>
         </w:tc>
         <w:tc>
@@ -8725,7 +8645,7 @@
             <w:pPr>
               <w:jc w:val="center"/>
               <w:rPr>
-                <w:rFonts w:ascii="宋体" w:eastAsia="宋体" w:hAnsi="宋体"/>
+                <w:rFonts w:ascii="宋体" w:eastAsia="宋体" w:hAnsi="宋体" w:hint="eastAsia"/>
                 <w:b/>
                 <w:bCs/>
                 <w:sz w:val="24"/>
@@ -8753,7 +8673,7 @@
             <w:pPr>
               <w:jc w:val="center"/>
               <w:rPr>
-                <w:rFonts w:ascii="宋体" w:eastAsia="宋体" w:hAnsi="宋体"/>
+                <w:rFonts w:ascii="宋体" w:eastAsia="宋体" w:hAnsi="宋体" w:hint="eastAsia"/>
                 <w:b/>
                 <w:bCs/>
                 <w:sz w:val="24"/>
@@ -8781,7 +8701,7 @@
             <w:pPr>
               <w:jc w:val="center"/>
               <w:rPr>
-                <w:rFonts w:ascii="宋体" w:eastAsia="宋体" w:hAnsi="宋体"/>
+                <w:rFonts w:ascii="宋体" w:eastAsia="宋体" w:hAnsi="宋体" w:hint="eastAsia"/>
                 <w:b/>
                 <w:bCs/>
                 <w:sz w:val="24"/>
@@ -8799,7 +8719,7 @@
             <w:pPr>
               <w:jc w:val="center"/>
               <w:rPr>
-                <w:rFonts w:ascii="宋体" w:eastAsia="宋体" w:hAnsi="宋体"/>
+                <w:rFonts w:ascii="宋体" w:eastAsia="宋体" w:hAnsi="宋体" w:hint="eastAsia"/>
                 <w:b/>
                 <w:bCs/>
                 <w:sz w:val="24"/>
@@ -8832,7 +8752,7 @@
             <w:pPr>
               <w:jc w:val="center"/>
               <w:rPr>
-                <w:rFonts w:ascii="宋体" w:eastAsia="宋体" w:hAnsi="宋体"/>
+                <w:rFonts w:ascii="宋体" w:eastAsia="宋体" w:hAnsi="宋体" w:hint="eastAsia"/>
                 <w:b/>
                 <w:bCs/>
                 <w:sz w:val="24"/>
@@ -8860,14 +8780,13 @@
             <w:pPr>
               <w:jc w:val="center"/>
               <w:rPr>
-                <w:rFonts w:ascii="宋体" w:eastAsia="宋体" w:hAnsi="宋体"/>
-                <w:b/>
-                <w:bCs/>
-                <w:sz w:val="24"/>
-                <w:szCs w:val="24"/>
-              </w:rPr>
-            </w:pPr>
-            <w:proofErr w:type="spellStart"/>
+                <w:rFonts w:ascii="宋体" w:eastAsia="宋体" w:hAnsi="宋体" w:hint="eastAsia"/>
+                <w:b/>
+                <w:bCs/>
+                <w:sz w:val="24"/>
+                <w:szCs w:val="24"/>
+              </w:rPr>
+            </w:pPr>
             <w:r>
               <w:rPr>
                 <w:rFonts w:ascii="宋体" w:eastAsia="宋体" w:hAnsi="宋体" w:hint="eastAsia"/>
@@ -8878,7 +8797,6 @@
               </w:rPr>
               <w:t>gps_total_y</w:t>
             </w:r>
-            <w:proofErr w:type="spellEnd"/>
           </w:p>
         </w:tc>
         <w:tc>
@@ -8890,7 +8808,7 @@
             <w:pPr>
               <w:jc w:val="center"/>
               <w:rPr>
-                <w:rFonts w:ascii="宋体" w:eastAsia="宋体" w:hAnsi="宋体"/>
+                <w:rFonts w:ascii="宋体" w:eastAsia="宋体" w:hAnsi="宋体" w:hint="eastAsia"/>
                 <w:b/>
                 <w:bCs/>
                 <w:sz w:val="24"/>
@@ -8918,7 +8836,7 @@
             <w:pPr>
               <w:jc w:val="center"/>
               <w:rPr>
-                <w:rFonts w:ascii="宋体" w:eastAsia="宋体" w:hAnsi="宋体"/>
+                <w:rFonts w:ascii="宋体" w:eastAsia="宋体" w:hAnsi="宋体" w:hint="eastAsia"/>
                 <w:b/>
                 <w:bCs/>
                 <w:sz w:val="24"/>
@@ -8946,7 +8864,7 @@
             <w:pPr>
               <w:jc w:val="center"/>
               <w:rPr>
-                <w:rFonts w:ascii="宋体" w:eastAsia="宋体" w:hAnsi="宋体"/>
+                <w:rFonts w:ascii="宋体" w:eastAsia="宋体" w:hAnsi="宋体" w:hint="eastAsia"/>
                 <w:b/>
                 <w:bCs/>
                 <w:sz w:val="24"/>
@@ -8964,7 +8882,7 @@
             <w:pPr>
               <w:jc w:val="center"/>
               <w:rPr>
-                <w:rFonts w:ascii="宋体" w:eastAsia="宋体" w:hAnsi="宋体"/>
+                <w:rFonts w:ascii="宋体" w:eastAsia="宋体" w:hAnsi="宋体" w:hint="eastAsia"/>
                 <w:b/>
                 <w:bCs/>
                 <w:sz w:val="24"/>
@@ -8997,7 +8915,7 @@
             <w:pPr>
               <w:jc w:val="center"/>
               <w:rPr>
-                <w:rFonts w:ascii="宋体" w:eastAsia="宋体" w:hAnsi="宋体"/>
+                <w:rFonts w:ascii="宋体" w:eastAsia="宋体" w:hAnsi="宋体" w:hint="eastAsia"/>
                 <w:b/>
                 <w:bCs/>
                 <w:sz w:val="24"/>
@@ -9025,14 +8943,13 @@
             <w:pPr>
               <w:jc w:val="center"/>
               <w:rPr>
-                <w:rFonts w:ascii="宋体" w:eastAsia="宋体" w:hAnsi="宋体"/>
-                <w:b/>
-                <w:bCs/>
-                <w:sz w:val="24"/>
-                <w:szCs w:val="24"/>
-              </w:rPr>
-            </w:pPr>
-            <w:proofErr w:type="spellStart"/>
+                <w:rFonts w:ascii="宋体" w:eastAsia="宋体" w:hAnsi="宋体" w:hint="eastAsia"/>
+                <w:b/>
+                <w:bCs/>
+                <w:sz w:val="24"/>
+                <w:szCs w:val="24"/>
+              </w:rPr>
+            </w:pPr>
             <w:r>
               <w:rPr>
                 <w:rFonts w:ascii="宋体" w:eastAsia="宋体" w:hAnsi="宋体" w:hint="eastAsia"/>
@@ -9043,7 +8960,6 @@
               </w:rPr>
               <w:t>gps_total_z</w:t>
             </w:r>
-            <w:proofErr w:type="spellEnd"/>
           </w:p>
         </w:tc>
         <w:tc>
@@ -9055,7 +8971,7 @@
             <w:pPr>
               <w:jc w:val="center"/>
               <w:rPr>
-                <w:rFonts w:ascii="宋体" w:eastAsia="宋体" w:hAnsi="宋体"/>
+                <w:rFonts w:ascii="宋体" w:eastAsia="宋体" w:hAnsi="宋体" w:hint="eastAsia"/>
                 <w:b/>
                 <w:bCs/>
                 <w:sz w:val="24"/>
@@ -9083,7 +8999,7 @@
             <w:pPr>
               <w:jc w:val="center"/>
               <w:rPr>
-                <w:rFonts w:ascii="宋体" w:eastAsia="宋体" w:hAnsi="宋体"/>
+                <w:rFonts w:ascii="宋体" w:eastAsia="宋体" w:hAnsi="宋体" w:hint="eastAsia"/>
                 <w:b/>
                 <w:bCs/>
                 <w:sz w:val="24"/>
@@ -9111,7 +9027,7 @@
             <w:pPr>
               <w:jc w:val="center"/>
               <w:rPr>
-                <w:rFonts w:ascii="宋体" w:eastAsia="宋体" w:hAnsi="宋体"/>
+                <w:rFonts w:ascii="宋体" w:eastAsia="宋体" w:hAnsi="宋体" w:hint="eastAsia"/>
                 <w:b/>
                 <w:bCs/>
                 <w:sz w:val="24"/>
@@ -9129,7 +9045,7 @@
             <w:pPr>
               <w:jc w:val="center"/>
               <w:rPr>
-                <w:rFonts w:ascii="宋体" w:eastAsia="宋体" w:hAnsi="宋体"/>
+                <w:rFonts w:ascii="宋体" w:eastAsia="宋体" w:hAnsi="宋体" w:hint="eastAsia"/>
                 <w:b/>
                 <w:bCs/>
                 <w:sz w:val="24"/>
@@ -9162,7 +9078,7 @@
             <w:pPr>
               <w:jc w:val="center"/>
               <w:rPr>
-                <w:rFonts w:ascii="宋体" w:eastAsia="宋体" w:hAnsi="宋体"/>
+                <w:rFonts w:ascii="宋体" w:eastAsia="宋体" w:hAnsi="宋体" w:hint="eastAsia"/>
                 <w:b/>
                 <w:bCs/>
                 <w:sz w:val="24"/>
@@ -9190,7 +9106,7 @@
             <w:pPr>
               <w:jc w:val="center"/>
               <w:rPr>
-                <w:rFonts w:ascii="宋体" w:eastAsia="宋体" w:hAnsi="宋体"/>
+                <w:rFonts w:ascii="宋体" w:eastAsia="宋体" w:hAnsi="宋体" w:hint="eastAsia"/>
                 <w:b/>
                 <w:bCs/>
                 <w:sz w:val="24"/>
@@ -9218,7 +9134,7 @@
             <w:pPr>
               <w:jc w:val="center"/>
               <w:rPr>
-                <w:rFonts w:ascii="宋体" w:eastAsia="宋体" w:hAnsi="宋体"/>
+                <w:rFonts w:ascii="宋体" w:eastAsia="宋体" w:hAnsi="宋体" w:hint="eastAsia"/>
                 <w:b/>
                 <w:bCs/>
                 <w:sz w:val="24"/>
@@ -9246,7 +9162,7 @@
             <w:pPr>
               <w:jc w:val="center"/>
               <w:rPr>
-                <w:rFonts w:ascii="宋体" w:eastAsia="宋体" w:hAnsi="宋体"/>
+                <w:rFonts w:ascii="宋体" w:eastAsia="宋体" w:hAnsi="宋体" w:hint="eastAsia"/>
                 <w:b/>
                 <w:bCs/>
                 <w:sz w:val="24"/>
@@ -9274,7 +9190,7 @@
             <w:pPr>
               <w:jc w:val="center"/>
               <w:rPr>
-                <w:rFonts w:ascii="宋体" w:eastAsia="宋体" w:hAnsi="宋体"/>
+                <w:rFonts w:ascii="宋体" w:eastAsia="宋体" w:hAnsi="宋体" w:hint="eastAsia"/>
                 <w:b/>
                 <w:bCs/>
                 <w:sz w:val="24"/>
@@ -9292,7 +9208,7 @@
             <w:pPr>
               <w:jc w:val="center"/>
               <w:rPr>
-                <w:rFonts w:ascii="宋体" w:eastAsia="宋体" w:hAnsi="宋体"/>
+                <w:rFonts w:ascii="宋体" w:eastAsia="宋体" w:hAnsi="宋体" w:hint="eastAsia"/>
                 <w:b/>
                 <w:bCs/>
                 <w:sz w:val="24"/>
@@ -9315,7 +9231,7 @@
             <w:pPr>
               <w:jc w:val="center"/>
               <w:rPr>
-                <w:rFonts w:ascii="宋体" w:eastAsia="宋体" w:hAnsi="宋体"/>
+                <w:rFonts w:ascii="宋体" w:eastAsia="宋体" w:hAnsi="宋体" w:hint="eastAsia"/>
                 <w:b/>
                 <w:bCs/>
                 <w:sz w:val="24"/>
@@ -9343,7 +9259,7 @@
             <w:pPr>
               <w:jc w:val="center"/>
               <w:rPr>
-                <w:rFonts w:ascii="宋体" w:eastAsia="宋体" w:hAnsi="宋体"/>
+                <w:rFonts w:ascii="宋体" w:eastAsia="宋体" w:hAnsi="宋体" w:hint="eastAsia"/>
                 <w:b/>
                 <w:bCs/>
                 <w:sz w:val="24"/>
@@ -9371,7 +9287,7 @@
             <w:pPr>
               <w:jc w:val="center"/>
               <w:rPr>
-                <w:rFonts w:ascii="宋体" w:eastAsia="宋体" w:hAnsi="宋体"/>
+                <w:rFonts w:ascii="宋体" w:eastAsia="宋体" w:hAnsi="宋体" w:hint="eastAsia"/>
                 <w:b/>
                 <w:bCs/>
                 <w:sz w:val="24"/>
@@ -9399,7 +9315,7 @@
             <w:pPr>
               <w:jc w:val="center"/>
               <w:rPr>
-                <w:rFonts w:ascii="宋体" w:eastAsia="宋体" w:hAnsi="宋体"/>
+                <w:rFonts w:ascii="宋体" w:eastAsia="宋体" w:hAnsi="宋体" w:hint="eastAsia"/>
                 <w:b/>
                 <w:bCs/>
                 <w:sz w:val="24"/>
@@ -9427,7 +9343,7 @@
             <w:pPr>
               <w:jc w:val="center"/>
               <w:rPr>
-                <w:rFonts w:ascii="宋体" w:eastAsia="宋体" w:hAnsi="宋体"/>
+                <w:rFonts w:ascii="宋体" w:eastAsia="宋体" w:hAnsi="宋体" w:hint="eastAsia"/>
                 <w:b/>
                 <w:bCs/>
                 <w:sz w:val="24"/>
@@ -9445,7 +9361,7 @@
             <w:pPr>
               <w:jc w:val="center"/>
               <w:rPr>
-                <w:rFonts w:ascii="宋体" w:eastAsia="宋体" w:hAnsi="宋体"/>
+                <w:rFonts w:ascii="宋体" w:eastAsia="宋体" w:hAnsi="宋体" w:hint="eastAsia"/>
                 <w:b/>
                 <w:bCs/>
                 <w:sz w:val="24"/>
@@ -9468,7 +9384,7 @@
             <w:pPr>
               <w:jc w:val="center"/>
               <w:rPr>
-                <w:rFonts w:ascii="宋体" w:eastAsia="宋体" w:hAnsi="宋体"/>
+                <w:rFonts w:ascii="宋体" w:eastAsia="宋体" w:hAnsi="宋体" w:hint="eastAsia"/>
                 <w:b/>
                 <w:bCs/>
                 <w:sz w:val="24"/>
@@ -9496,14 +9412,13 @@
             <w:pPr>
               <w:jc w:val="center"/>
               <w:rPr>
-                <w:rFonts w:ascii="宋体" w:eastAsia="宋体" w:hAnsi="宋体"/>
-                <w:b/>
-                <w:bCs/>
-                <w:sz w:val="24"/>
-                <w:szCs w:val="24"/>
-              </w:rPr>
-            </w:pPr>
-            <w:proofErr w:type="spellStart"/>
+                <w:rFonts w:ascii="宋体" w:eastAsia="宋体" w:hAnsi="宋体" w:hint="eastAsia"/>
+                <w:b/>
+                <w:bCs/>
+                <w:sz w:val="24"/>
+                <w:szCs w:val="24"/>
+              </w:rPr>
+            </w:pPr>
             <w:r>
               <w:rPr>
                 <w:rFonts w:ascii="宋体" w:eastAsia="宋体" w:hAnsi="宋体" w:hint="eastAsia"/>
@@ -9514,7 +9429,6 @@
               </w:rPr>
               <w:t>project_name</w:t>
             </w:r>
-            <w:proofErr w:type="spellEnd"/>
           </w:p>
         </w:tc>
         <w:tc>
@@ -9526,7 +9440,7 @@
             <w:pPr>
               <w:jc w:val="center"/>
               <w:rPr>
-                <w:rFonts w:ascii="宋体" w:eastAsia="宋体" w:hAnsi="宋体"/>
+                <w:rFonts w:ascii="宋体" w:eastAsia="宋体" w:hAnsi="宋体" w:hint="eastAsia"/>
                 <w:b/>
                 <w:bCs/>
                 <w:sz w:val="24"/>
@@ -9554,7 +9468,7 @@
             <w:pPr>
               <w:jc w:val="center"/>
               <w:rPr>
-                <w:rFonts w:ascii="宋体" w:eastAsia="宋体" w:hAnsi="宋体"/>
+                <w:rFonts w:ascii="宋体" w:eastAsia="宋体" w:hAnsi="宋体" w:hint="eastAsia"/>
                 <w:b/>
                 <w:bCs/>
                 <w:sz w:val="24"/>
@@ -9582,7 +9496,7 @@
             <w:pPr>
               <w:jc w:val="center"/>
               <w:rPr>
-                <w:rFonts w:ascii="宋体" w:eastAsia="宋体" w:hAnsi="宋体"/>
+                <w:rFonts w:ascii="宋体" w:eastAsia="宋体" w:hAnsi="宋体" w:hint="eastAsia"/>
                 <w:b/>
                 <w:bCs/>
                 <w:sz w:val="24"/>
@@ -9600,7 +9514,7 @@
             <w:pPr>
               <w:jc w:val="center"/>
               <w:rPr>
-                <w:rFonts w:ascii="宋体" w:eastAsia="宋体" w:hAnsi="宋体"/>
+                <w:rFonts w:ascii="宋体" w:eastAsia="宋体" w:hAnsi="宋体" w:hint="eastAsia"/>
                 <w:b/>
                 <w:bCs/>
                 <w:sz w:val="24"/>
@@ -9689,7 +9603,7 @@
             <w:pPr>
               <w:jc w:val="center"/>
               <w:rPr>
-                <w:rFonts w:ascii="宋体" w:eastAsia="宋体" w:hAnsi="宋体"/>
+                <w:rFonts w:ascii="宋体" w:eastAsia="宋体" w:hAnsi="宋体" w:hint="eastAsia"/>
                 <w:b/>
                 <w:bCs/>
                 <w:sz w:val="24"/>
@@ -9717,7 +9631,7 @@
             <w:pPr>
               <w:jc w:val="center"/>
               <w:rPr>
-                <w:rFonts w:ascii="宋体" w:eastAsia="宋体" w:hAnsi="宋体"/>
+                <w:rFonts w:ascii="宋体" w:eastAsia="宋体" w:hAnsi="宋体" w:hint="eastAsia"/>
                 <w:b/>
                 <w:bCs/>
                 <w:sz w:val="24"/>
@@ -9745,7 +9659,7 @@
             <w:pPr>
               <w:jc w:val="center"/>
               <w:rPr>
-                <w:rFonts w:ascii="宋体" w:eastAsia="宋体" w:hAnsi="宋体"/>
+                <w:rFonts w:ascii="宋体" w:eastAsia="宋体" w:hAnsi="宋体" w:hint="eastAsia"/>
                 <w:b/>
                 <w:bCs/>
                 <w:sz w:val="24"/>
@@ -9763,7 +9677,7 @@
             <w:pPr>
               <w:jc w:val="center"/>
               <w:rPr>
-                <w:rFonts w:ascii="宋体" w:eastAsia="宋体" w:hAnsi="宋体"/>
+                <w:rFonts w:ascii="宋体" w:eastAsia="宋体" w:hAnsi="宋体" w:hint="eastAsia"/>
                 <w:b/>
                 <w:bCs/>
                 <w:sz w:val="24"/>
@@ -9778,7 +9692,7 @@
       <w:pPr>
         <w:jc w:val="center"/>
         <w:rPr>
-          <w:rFonts w:ascii="宋体" w:eastAsia="宋体" w:hAnsi="宋体"/>
+          <w:rFonts w:ascii="宋体" w:eastAsia="宋体" w:hAnsi="宋体" w:hint="eastAsia"/>
           <w:b/>
           <w:bCs/>
           <w:sz w:val="24"/>
@@ -9790,7 +9704,7 @@
       <w:pPr>
         <w:jc w:val="center"/>
         <w:rPr>
-          <w:rFonts w:ascii="宋体" w:eastAsia="宋体" w:hAnsi="宋体"/>
+          <w:rFonts w:ascii="宋体" w:eastAsia="宋体" w:hAnsi="宋体" w:hint="eastAsia"/>
           <w:b/>
           <w:bCs/>
           <w:sz w:val="24"/>
@@ -9802,14 +9716,13 @@
       <w:pPr>
         <w:jc w:val="center"/>
         <w:rPr>
-          <w:rFonts w:ascii="宋体" w:eastAsia="宋体" w:hAnsi="宋体"/>
+          <w:rFonts w:ascii="宋体" w:eastAsia="宋体" w:hAnsi="宋体" w:hint="eastAsia"/>
           <w:b/>
           <w:bCs/>
           <w:sz w:val="30"/>
           <w:szCs w:val="30"/>
         </w:rPr>
       </w:pPr>
-      <w:proofErr w:type="spellStart"/>
       <w:r>
         <w:rPr>
           <w:rFonts w:ascii="宋体" w:eastAsia="宋体" w:hAnsi="宋体" w:hint="eastAsia"/>
@@ -9820,7 +9733,6 @@
         </w:rPr>
         <w:t>t_data_wash_fcb</w:t>
       </w:r>
-      <w:proofErr w:type="spellEnd"/>
     </w:p>
     <w:p>
       <w:pPr>
@@ -9871,7 +9783,7 @@
             <w:pPr>
               <w:jc w:val="center"/>
               <w:rPr>
-                <w:rFonts w:ascii="宋体" w:eastAsia="宋体" w:hAnsi="宋体"/>
+                <w:rFonts w:ascii="宋体" w:eastAsia="宋体" w:hAnsi="宋体" w:hint="eastAsia"/>
                 <w:b/>
                 <w:bCs/>
                 <w:sz w:val="24"/>
@@ -9897,7 +9809,7 @@
             <w:pPr>
               <w:jc w:val="center"/>
               <w:rPr>
-                <w:rFonts w:ascii="宋体" w:eastAsia="宋体" w:hAnsi="宋体"/>
+                <w:rFonts w:ascii="宋体" w:eastAsia="宋体" w:hAnsi="宋体" w:hint="eastAsia"/>
                 <w:b/>
                 <w:bCs/>
                 <w:sz w:val="24"/>
@@ -9923,7 +9835,7 @@
             <w:pPr>
               <w:jc w:val="center"/>
               <w:rPr>
-                <w:rFonts w:ascii="宋体" w:eastAsia="宋体" w:hAnsi="宋体"/>
+                <w:rFonts w:ascii="宋体" w:eastAsia="宋体" w:hAnsi="宋体" w:hint="eastAsia"/>
                 <w:b/>
                 <w:bCs/>
                 <w:sz w:val="24"/>
@@ -9949,7 +9861,7 @@
             <w:pPr>
               <w:jc w:val="center"/>
               <w:rPr>
-                <w:rFonts w:ascii="宋体" w:eastAsia="宋体" w:hAnsi="宋体"/>
+                <w:rFonts w:ascii="宋体" w:eastAsia="宋体" w:hAnsi="宋体" w:hint="eastAsia"/>
                 <w:b/>
                 <w:bCs/>
                 <w:sz w:val="24"/>
@@ -9975,7 +9887,7 @@
             <w:pPr>
               <w:jc w:val="center"/>
               <w:rPr>
-                <w:rFonts w:ascii="宋体" w:eastAsia="宋体" w:hAnsi="宋体"/>
+                <w:rFonts w:ascii="宋体" w:eastAsia="宋体" w:hAnsi="宋体" w:hint="eastAsia"/>
                 <w:b/>
                 <w:bCs/>
                 <w:sz w:val="24"/>
@@ -10001,7 +9913,7 @@
             <w:pPr>
               <w:jc w:val="center"/>
               <w:rPr>
-                <w:rFonts w:ascii="宋体" w:eastAsia="宋体" w:hAnsi="宋体"/>
+                <w:rFonts w:ascii="宋体" w:eastAsia="宋体" w:hAnsi="宋体" w:hint="eastAsia"/>
                 <w:b/>
                 <w:bCs/>
                 <w:sz w:val="24"/>
@@ -10032,7 +9944,7 @@
             <w:pPr>
               <w:jc w:val="center"/>
               <w:rPr>
-                <w:rFonts w:ascii="宋体" w:eastAsia="宋体" w:hAnsi="宋体"/>
+                <w:rFonts w:ascii="宋体" w:eastAsia="宋体" w:hAnsi="宋体" w:hint="eastAsia"/>
                 <w:b/>
                 <w:bCs/>
                 <w:sz w:val="24"/>
@@ -10060,7 +9972,7 @@
             <w:pPr>
               <w:jc w:val="center"/>
               <w:rPr>
-                <w:rFonts w:ascii="宋体" w:eastAsia="宋体" w:hAnsi="宋体"/>
+                <w:rFonts w:ascii="宋体" w:eastAsia="宋体" w:hAnsi="宋体" w:hint="eastAsia"/>
                 <w:b/>
                 <w:bCs/>
                 <w:sz w:val="24"/>
@@ -10088,7 +10000,7 @@
             <w:pPr>
               <w:jc w:val="center"/>
               <w:rPr>
-                <w:rFonts w:ascii="宋体" w:eastAsia="宋体" w:hAnsi="宋体"/>
+                <w:rFonts w:ascii="宋体" w:eastAsia="宋体" w:hAnsi="宋体" w:hint="eastAsia"/>
                 <w:b/>
                 <w:bCs/>
                 <w:sz w:val="24"/>
@@ -10106,7 +10018,7 @@
             <w:pPr>
               <w:jc w:val="center"/>
               <w:rPr>
-                <w:rFonts w:ascii="宋体" w:eastAsia="宋体" w:hAnsi="宋体"/>
+                <w:rFonts w:ascii="宋体" w:eastAsia="宋体" w:hAnsi="宋体" w:hint="eastAsia"/>
                 <w:b/>
                 <w:bCs/>
                 <w:sz w:val="24"/>
@@ -10134,7 +10046,7 @@
             <w:pPr>
               <w:jc w:val="center"/>
               <w:rPr>
-                <w:rFonts w:ascii="宋体" w:eastAsia="宋体" w:hAnsi="宋体"/>
+                <w:rFonts w:ascii="宋体" w:eastAsia="宋体" w:hAnsi="宋体" w:hint="eastAsia"/>
                 <w:b/>
                 <w:bCs/>
                 <w:sz w:val="24"/>
@@ -10162,7 +10074,7 @@
             <w:pPr>
               <w:jc w:val="center"/>
               <w:rPr>
-                <w:rFonts w:ascii="宋体" w:eastAsia="宋体" w:hAnsi="宋体"/>
+                <w:rFonts w:ascii="宋体" w:eastAsia="宋体" w:hAnsi="宋体" w:hint="eastAsia"/>
                 <w:b/>
                 <w:bCs/>
                 <w:sz w:val="24"/>
@@ -10195,7 +10107,7 @@
             <w:pPr>
               <w:jc w:val="center"/>
               <w:rPr>
-                <w:rFonts w:ascii="宋体" w:eastAsia="宋体" w:hAnsi="宋体"/>
+                <w:rFonts w:ascii="宋体" w:eastAsia="宋体" w:hAnsi="宋体" w:hint="eastAsia"/>
                 <w:b/>
                 <w:bCs/>
                 <w:sz w:val="24"/>
@@ -10223,14 +10135,13 @@
             <w:pPr>
               <w:jc w:val="center"/>
               <w:rPr>
-                <w:rFonts w:ascii="宋体" w:eastAsia="宋体" w:hAnsi="宋体"/>
-                <w:b/>
-                <w:bCs/>
-                <w:sz w:val="24"/>
-                <w:szCs w:val="24"/>
-              </w:rPr>
-            </w:pPr>
-            <w:proofErr w:type="spellStart"/>
+                <w:rFonts w:ascii="宋体" w:eastAsia="宋体" w:hAnsi="宋体" w:hint="eastAsia"/>
+                <w:b/>
+                <w:bCs/>
+                <w:sz w:val="24"/>
+                <w:szCs w:val="24"/>
+              </w:rPr>
+            </w:pPr>
             <w:r>
               <w:rPr>
                 <w:rFonts w:ascii="宋体" w:eastAsia="宋体" w:hAnsi="宋体" w:hint="eastAsia"/>
@@ -10241,7 +10152,6 @@
               </w:rPr>
               <w:t>data_id</w:t>
             </w:r>
-            <w:proofErr w:type="spellEnd"/>
           </w:p>
         </w:tc>
         <w:tc>
@@ -10253,7 +10163,7 @@
             <w:pPr>
               <w:jc w:val="center"/>
               <w:rPr>
-                <w:rFonts w:ascii="宋体" w:eastAsia="宋体" w:hAnsi="宋体"/>
+                <w:rFonts w:ascii="宋体" w:eastAsia="宋体" w:hAnsi="宋体" w:hint="eastAsia"/>
                 <w:b/>
                 <w:bCs/>
                 <w:sz w:val="24"/>
@@ -10281,7 +10191,7 @@
             <w:pPr>
               <w:jc w:val="center"/>
               <w:rPr>
-                <w:rFonts w:ascii="宋体" w:eastAsia="宋体" w:hAnsi="宋体"/>
+                <w:rFonts w:ascii="宋体" w:eastAsia="宋体" w:hAnsi="宋体" w:hint="eastAsia"/>
                 <w:b/>
                 <w:bCs/>
                 <w:sz w:val="24"/>
@@ -10309,7 +10219,7 @@
             <w:pPr>
               <w:jc w:val="center"/>
               <w:rPr>
-                <w:rFonts w:ascii="宋体" w:eastAsia="宋体" w:hAnsi="宋体"/>
+                <w:rFonts w:ascii="宋体" w:eastAsia="宋体" w:hAnsi="宋体" w:hint="eastAsia"/>
                 <w:b/>
                 <w:bCs/>
                 <w:sz w:val="24"/>
@@ -10327,7 +10237,7 @@
             <w:pPr>
               <w:jc w:val="center"/>
               <w:rPr>
-                <w:rFonts w:ascii="宋体" w:eastAsia="宋体" w:hAnsi="宋体"/>
+                <w:rFonts w:ascii="宋体" w:eastAsia="宋体" w:hAnsi="宋体" w:hint="eastAsia"/>
                 <w:b/>
                 <w:bCs/>
                 <w:sz w:val="24"/>
@@ -10360,7 +10270,7 @@
             <w:pPr>
               <w:jc w:val="center"/>
               <w:rPr>
-                <w:rFonts w:ascii="宋体" w:eastAsia="宋体" w:hAnsi="宋体"/>
+                <w:rFonts w:ascii="宋体" w:eastAsia="宋体" w:hAnsi="宋体" w:hint="eastAsia"/>
                 <w:b/>
                 <w:bCs/>
                 <w:sz w:val="24"/>
@@ -10388,14 +10298,13 @@
             <w:pPr>
               <w:jc w:val="center"/>
               <w:rPr>
-                <w:rFonts w:ascii="宋体" w:eastAsia="宋体" w:hAnsi="宋体"/>
-                <w:b/>
-                <w:bCs/>
-                <w:sz w:val="24"/>
-                <w:szCs w:val="24"/>
-              </w:rPr>
-            </w:pPr>
-            <w:proofErr w:type="spellStart"/>
+                <w:rFonts w:ascii="宋体" w:eastAsia="宋体" w:hAnsi="宋体" w:hint="eastAsia"/>
+                <w:b/>
+                <w:bCs/>
+                <w:sz w:val="24"/>
+                <w:szCs w:val="24"/>
+              </w:rPr>
+            </w:pPr>
             <w:r>
               <w:rPr>
                 <w:rFonts w:ascii="宋体" w:eastAsia="宋体" w:hAnsi="宋体" w:hint="eastAsia"/>
@@ -10406,7 +10315,6 @@
               </w:rPr>
               <w:t>station_id</w:t>
             </w:r>
-            <w:proofErr w:type="spellEnd"/>
           </w:p>
         </w:tc>
         <w:tc>
@@ -10418,7 +10326,7 @@
             <w:pPr>
               <w:jc w:val="center"/>
               <w:rPr>
-                <w:rFonts w:ascii="宋体" w:eastAsia="宋体" w:hAnsi="宋体"/>
+                <w:rFonts w:ascii="宋体" w:eastAsia="宋体" w:hAnsi="宋体" w:hint="eastAsia"/>
                 <w:b/>
                 <w:bCs/>
                 <w:sz w:val="24"/>
@@ -10446,7 +10354,7 @@
             <w:pPr>
               <w:jc w:val="center"/>
               <w:rPr>
-                <w:rFonts w:ascii="宋体" w:eastAsia="宋体" w:hAnsi="宋体"/>
+                <w:rFonts w:ascii="宋体" w:eastAsia="宋体" w:hAnsi="宋体" w:hint="eastAsia"/>
                 <w:b/>
                 <w:bCs/>
                 <w:sz w:val="24"/>
@@ -10474,7 +10382,7 @@
             <w:pPr>
               <w:jc w:val="center"/>
               <w:rPr>
-                <w:rFonts w:ascii="宋体" w:eastAsia="宋体" w:hAnsi="宋体"/>
+                <w:rFonts w:ascii="宋体" w:eastAsia="宋体" w:hAnsi="宋体" w:hint="eastAsia"/>
                 <w:b/>
                 <w:bCs/>
                 <w:sz w:val="24"/>
@@ -10492,7 +10400,7 @@
             <w:pPr>
               <w:jc w:val="center"/>
               <w:rPr>
-                <w:rFonts w:ascii="宋体" w:eastAsia="宋体" w:hAnsi="宋体"/>
+                <w:rFonts w:ascii="宋体" w:eastAsia="宋体" w:hAnsi="宋体" w:hint="eastAsia"/>
                 <w:b/>
                 <w:bCs/>
                 <w:sz w:val="24"/>
@@ -10525,7 +10433,7 @@
             <w:pPr>
               <w:jc w:val="center"/>
               <w:rPr>
-                <w:rFonts w:ascii="宋体" w:eastAsia="宋体" w:hAnsi="宋体"/>
+                <w:rFonts w:ascii="宋体" w:eastAsia="宋体" w:hAnsi="宋体" w:hint="eastAsia"/>
                 <w:b/>
                 <w:bCs/>
                 <w:sz w:val="24"/>
@@ -10553,14 +10461,13 @@
             <w:pPr>
               <w:jc w:val="center"/>
               <w:rPr>
-                <w:rFonts w:ascii="宋体" w:eastAsia="宋体" w:hAnsi="宋体"/>
-                <w:b/>
-                <w:bCs/>
-                <w:sz w:val="24"/>
-                <w:szCs w:val="24"/>
-              </w:rPr>
-            </w:pPr>
-            <w:proofErr w:type="spellStart"/>
+                <w:rFonts w:ascii="宋体" w:eastAsia="宋体" w:hAnsi="宋体" w:hint="eastAsia"/>
+                <w:b/>
+                <w:bCs/>
+                <w:sz w:val="24"/>
+                <w:szCs w:val="24"/>
+              </w:rPr>
+            </w:pPr>
             <w:r>
               <w:rPr>
                 <w:rFonts w:ascii="宋体" w:eastAsia="宋体" w:hAnsi="宋体" w:hint="eastAsia"/>
@@ -10571,7 +10478,6 @@
               </w:rPr>
               <w:t>station_name</w:t>
             </w:r>
-            <w:proofErr w:type="spellEnd"/>
           </w:p>
         </w:tc>
         <w:tc>
@@ -10583,7 +10489,7 @@
             <w:pPr>
               <w:jc w:val="center"/>
               <w:rPr>
-                <w:rFonts w:ascii="宋体" w:eastAsia="宋体" w:hAnsi="宋体"/>
+                <w:rFonts w:ascii="宋体" w:eastAsia="宋体" w:hAnsi="宋体" w:hint="eastAsia"/>
                 <w:b/>
                 <w:bCs/>
                 <w:sz w:val="24"/>
@@ -10611,7 +10517,7 @@
             <w:pPr>
               <w:jc w:val="center"/>
               <w:rPr>
-                <w:rFonts w:ascii="宋体" w:eastAsia="宋体" w:hAnsi="宋体"/>
+                <w:rFonts w:ascii="宋体" w:eastAsia="宋体" w:hAnsi="宋体" w:hint="eastAsia"/>
                 <w:b/>
                 <w:bCs/>
                 <w:sz w:val="24"/>
@@ -10639,7 +10545,7 @@
             <w:pPr>
               <w:jc w:val="center"/>
               <w:rPr>
-                <w:rFonts w:ascii="宋体" w:eastAsia="宋体" w:hAnsi="宋体"/>
+                <w:rFonts w:ascii="宋体" w:eastAsia="宋体" w:hAnsi="宋体" w:hint="eastAsia"/>
                 <w:b/>
                 <w:bCs/>
                 <w:sz w:val="24"/>
@@ -10657,7 +10563,7 @@
             <w:pPr>
               <w:jc w:val="center"/>
               <w:rPr>
-                <w:rFonts w:ascii="宋体" w:eastAsia="宋体" w:hAnsi="宋体"/>
+                <w:rFonts w:ascii="宋体" w:eastAsia="宋体" w:hAnsi="宋体" w:hint="eastAsia"/>
                 <w:b/>
                 <w:bCs/>
                 <w:sz w:val="24"/>
@@ -10690,7 +10596,7 @@
             <w:pPr>
               <w:jc w:val="center"/>
               <w:rPr>
-                <w:rFonts w:ascii="宋体" w:eastAsia="宋体" w:hAnsi="宋体"/>
+                <w:rFonts w:ascii="宋体" w:eastAsia="宋体" w:hAnsi="宋体" w:hint="eastAsia"/>
                 <w:b/>
                 <w:bCs/>
                 <w:sz w:val="24"/>
@@ -10718,14 +10624,13 @@
             <w:pPr>
               <w:jc w:val="center"/>
               <w:rPr>
-                <w:rFonts w:ascii="宋体" w:eastAsia="宋体" w:hAnsi="宋体"/>
-                <w:b/>
-                <w:bCs/>
-                <w:sz w:val="24"/>
-                <w:szCs w:val="24"/>
-              </w:rPr>
-            </w:pPr>
-            <w:proofErr w:type="spellStart"/>
+                <w:rFonts w:ascii="宋体" w:eastAsia="宋体" w:hAnsi="宋体" w:hint="eastAsia"/>
+                <w:b/>
+                <w:bCs/>
+                <w:sz w:val="24"/>
+                <w:szCs w:val="24"/>
+              </w:rPr>
+            </w:pPr>
             <w:r>
               <w:rPr>
                 <w:rFonts w:ascii="宋体" w:eastAsia="宋体" w:hAnsi="宋体" w:hint="eastAsia"/>
@@ -10736,7 +10641,6 @@
               </w:rPr>
               <w:t>data_time</w:t>
             </w:r>
-            <w:proofErr w:type="spellEnd"/>
           </w:p>
         </w:tc>
         <w:tc>
@@ -10748,7 +10652,7 @@
             <w:pPr>
               <w:jc w:val="center"/>
               <w:rPr>
-                <w:rFonts w:ascii="宋体" w:eastAsia="宋体" w:hAnsi="宋体"/>
+                <w:rFonts w:ascii="宋体" w:eastAsia="宋体" w:hAnsi="宋体" w:hint="eastAsia"/>
                 <w:b/>
                 <w:bCs/>
                 <w:sz w:val="24"/>
@@ -10776,7 +10680,7 @@
             <w:pPr>
               <w:jc w:val="center"/>
               <w:rPr>
-                <w:rFonts w:ascii="宋体" w:eastAsia="宋体" w:hAnsi="宋体"/>
+                <w:rFonts w:ascii="宋体" w:eastAsia="宋体" w:hAnsi="宋体" w:hint="eastAsia"/>
                 <w:b/>
                 <w:bCs/>
                 <w:sz w:val="24"/>
@@ -10804,7 +10708,7 @@
             <w:pPr>
               <w:jc w:val="center"/>
               <w:rPr>
-                <w:rFonts w:ascii="宋体" w:eastAsia="宋体" w:hAnsi="宋体"/>
+                <w:rFonts w:ascii="宋体" w:eastAsia="宋体" w:hAnsi="宋体" w:hint="eastAsia"/>
                 <w:b/>
                 <w:bCs/>
                 <w:sz w:val="24"/>
@@ -10822,7 +10726,7 @@
             <w:pPr>
               <w:jc w:val="center"/>
               <w:rPr>
-                <w:rFonts w:ascii="宋体" w:eastAsia="宋体" w:hAnsi="宋体"/>
+                <w:rFonts w:ascii="宋体" w:eastAsia="宋体" w:hAnsi="宋体" w:hint="eastAsia"/>
                 <w:b/>
                 <w:bCs/>
                 <w:sz w:val="24"/>
@@ -10883,14 +10787,13 @@
             <w:pPr>
               <w:jc w:val="center"/>
               <w:rPr>
-                <w:rFonts w:ascii="宋体" w:eastAsia="宋体" w:hAnsi="宋体"/>
-                <w:b/>
-                <w:bCs/>
-                <w:sz w:val="24"/>
-                <w:szCs w:val="24"/>
-              </w:rPr>
-            </w:pPr>
-            <w:proofErr w:type="spellStart"/>
+                <w:rFonts w:ascii="宋体" w:eastAsia="宋体" w:hAnsi="宋体" w:hint="eastAsia"/>
+                <w:b/>
+                <w:bCs/>
+                <w:sz w:val="24"/>
+                <w:szCs w:val="24"/>
+              </w:rPr>
+            </w:pPr>
             <w:r>
               <w:rPr>
                 <w:rFonts w:ascii="宋体" w:eastAsia="宋体" w:hAnsi="宋体" w:hint="eastAsia"/>
@@ -10901,7 +10804,6 @@
               </w:rPr>
               <w:t>insert_time</w:t>
             </w:r>
-            <w:proofErr w:type="spellEnd"/>
           </w:p>
         </w:tc>
         <w:tc>
@@ -10913,7 +10815,7 @@
             <w:pPr>
               <w:jc w:val="center"/>
               <w:rPr>
-                <w:rFonts w:ascii="宋体" w:eastAsia="宋体" w:hAnsi="宋体"/>
+                <w:rFonts w:ascii="宋体" w:eastAsia="宋体" w:hAnsi="宋体" w:hint="eastAsia"/>
                 <w:b/>
                 <w:bCs/>
                 <w:sz w:val="24"/>
@@ -10941,7 +10843,7 @@
             <w:pPr>
               <w:jc w:val="center"/>
               <w:rPr>
-                <w:rFonts w:ascii="宋体" w:eastAsia="宋体" w:hAnsi="宋体"/>
+                <w:rFonts w:ascii="宋体" w:eastAsia="宋体" w:hAnsi="宋体" w:hint="eastAsia"/>
                 <w:b/>
                 <w:bCs/>
                 <w:sz w:val="24"/>
@@ -10969,7 +10871,7 @@
             <w:pPr>
               <w:jc w:val="center"/>
               <w:rPr>
-                <w:rFonts w:ascii="宋体" w:eastAsia="宋体" w:hAnsi="宋体"/>
+                <w:rFonts w:ascii="宋体" w:eastAsia="宋体" w:hAnsi="宋体" w:hint="eastAsia"/>
                 <w:b/>
                 <w:bCs/>
                 <w:sz w:val="24"/>
@@ -10987,7 +10889,7 @@
             <w:pPr>
               <w:jc w:val="center"/>
               <w:rPr>
-                <w:rFonts w:ascii="宋体" w:eastAsia="宋体" w:hAnsi="宋体"/>
+                <w:rFonts w:ascii="宋体" w:eastAsia="宋体" w:hAnsi="宋体" w:hint="eastAsia"/>
                 <w:b/>
                 <w:bCs/>
                 <w:sz w:val="24"/>
@@ -11048,14 +10950,13 @@
             <w:pPr>
               <w:jc w:val="center"/>
               <w:rPr>
-                <w:rFonts w:ascii="宋体" w:eastAsia="宋体" w:hAnsi="宋体"/>
-                <w:b/>
-                <w:bCs/>
-                <w:sz w:val="24"/>
-                <w:szCs w:val="24"/>
-              </w:rPr>
-            </w:pPr>
-            <w:proofErr w:type="spellStart"/>
+                <w:rFonts w:ascii="宋体" w:eastAsia="宋体" w:hAnsi="宋体" w:hint="eastAsia"/>
+                <w:b/>
+                <w:bCs/>
+                <w:sz w:val="24"/>
+                <w:szCs w:val="24"/>
+              </w:rPr>
+            </w:pPr>
             <w:r>
               <w:rPr>
                 <w:rFonts w:ascii="宋体" w:eastAsia="宋体" w:hAnsi="宋体" w:hint="eastAsia"/>
@@ -11066,7 +10967,6 @@
               </w:rPr>
               <w:t>total_settle</w:t>
             </w:r>
-            <w:proofErr w:type="spellEnd"/>
           </w:p>
         </w:tc>
         <w:tc>
@@ -11078,7 +10978,7 @@
             <w:pPr>
               <w:jc w:val="center"/>
               <w:rPr>
-                <w:rFonts w:ascii="宋体" w:eastAsia="宋体" w:hAnsi="宋体"/>
+                <w:rFonts w:ascii="宋体" w:eastAsia="宋体" w:hAnsi="宋体" w:hint="eastAsia"/>
                 <w:b/>
                 <w:bCs/>
                 <w:sz w:val="24"/>
@@ -11106,7 +11006,7 @@
             <w:pPr>
               <w:jc w:val="center"/>
               <w:rPr>
-                <w:rFonts w:ascii="宋体" w:eastAsia="宋体" w:hAnsi="宋体"/>
+                <w:rFonts w:ascii="宋体" w:eastAsia="宋体" w:hAnsi="宋体" w:hint="eastAsia"/>
                 <w:b/>
                 <w:bCs/>
                 <w:sz w:val="24"/>
@@ -11134,7 +11034,7 @@
             <w:pPr>
               <w:jc w:val="center"/>
               <w:rPr>
-                <w:rFonts w:ascii="宋体" w:eastAsia="宋体" w:hAnsi="宋体"/>
+                <w:rFonts w:ascii="宋体" w:eastAsia="宋体" w:hAnsi="宋体" w:hint="eastAsia"/>
                 <w:b/>
                 <w:bCs/>
                 <w:sz w:val="24"/>
@@ -11152,7 +11052,7 @@
             <w:pPr>
               <w:jc w:val="center"/>
               <w:rPr>
-                <w:rFonts w:ascii="宋体" w:eastAsia="宋体" w:hAnsi="宋体"/>
+                <w:rFonts w:ascii="宋体" w:eastAsia="宋体" w:hAnsi="宋体" w:hint="eastAsia"/>
                 <w:b/>
                 <w:bCs/>
                 <w:sz w:val="24"/>
@@ -11220,7 +11120,6 @@
                 <w:szCs w:val="24"/>
               </w:rPr>
             </w:pPr>
-            <w:proofErr w:type="spellStart"/>
             <w:r>
               <w:rPr>
                 <w:rFonts w:ascii="宋体" w:eastAsia="宋体" w:hAnsi="宋体" w:hint="eastAsia"/>
@@ -11231,7 +11130,6 @@
               </w:rPr>
               <w:t>project_name</w:t>
             </w:r>
-            <w:proofErr w:type="spellEnd"/>
           </w:p>
         </w:tc>
         <w:tc>
@@ -11243,7 +11141,7 @@
             <w:pPr>
               <w:jc w:val="center"/>
               <w:rPr>
-                <w:rFonts w:ascii="宋体" w:eastAsia="宋体" w:hAnsi="宋体"/>
+                <w:rFonts w:ascii="宋体" w:eastAsia="宋体" w:hAnsi="宋体" w:hint="eastAsia"/>
                 <w:b/>
                 <w:bCs/>
                 <w:sz w:val="24"/>
@@ -11271,7 +11169,7 @@
             <w:pPr>
               <w:jc w:val="center"/>
               <w:rPr>
-                <w:rFonts w:ascii="宋体" w:eastAsia="宋体" w:hAnsi="宋体"/>
+                <w:rFonts w:ascii="宋体" w:eastAsia="宋体" w:hAnsi="宋体" w:hint="eastAsia"/>
                 <w:b/>
                 <w:bCs/>
                 <w:sz w:val="24"/>
@@ -11299,7 +11197,7 @@
             <w:pPr>
               <w:jc w:val="center"/>
               <w:rPr>
-                <w:rFonts w:ascii="宋体" w:eastAsia="宋体" w:hAnsi="宋体"/>
+                <w:rFonts w:ascii="宋体" w:eastAsia="宋体" w:hAnsi="宋体" w:hint="eastAsia"/>
                 <w:b/>
                 <w:bCs/>
                 <w:sz w:val="24"/>
@@ -11317,7 +11215,7 @@
             <w:pPr>
               <w:jc w:val="center"/>
               <w:rPr>
-                <w:rFonts w:ascii="宋体" w:eastAsia="宋体" w:hAnsi="宋体"/>
+                <w:rFonts w:ascii="宋体" w:eastAsia="宋体" w:hAnsi="宋体" w:hint="eastAsia"/>
                 <w:b/>
                 <w:bCs/>
                 <w:sz w:val="24"/>
@@ -11406,7 +11304,7 @@
             <w:pPr>
               <w:jc w:val="center"/>
               <w:rPr>
-                <w:rFonts w:ascii="宋体" w:eastAsia="宋体" w:hAnsi="宋体"/>
+                <w:rFonts w:ascii="宋体" w:eastAsia="宋体" w:hAnsi="宋体" w:hint="eastAsia"/>
                 <w:b/>
                 <w:bCs/>
                 <w:sz w:val="24"/>
@@ -11434,7 +11332,7 @@
             <w:pPr>
               <w:jc w:val="center"/>
               <w:rPr>
-                <w:rFonts w:ascii="宋体" w:eastAsia="宋体" w:hAnsi="宋体"/>
+                <w:rFonts w:ascii="宋体" w:eastAsia="宋体" w:hAnsi="宋体" w:hint="eastAsia"/>
                 <w:b/>
                 <w:bCs/>
                 <w:sz w:val="24"/>
@@ -11462,7 +11360,7 @@
             <w:pPr>
               <w:jc w:val="center"/>
               <w:rPr>
-                <w:rFonts w:ascii="宋体" w:eastAsia="宋体" w:hAnsi="宋体"/>
+                <w:rFonts w:ascii="宋体" w:eastAsia="宋体" w:hAnsi="宋体" w:hint="eastAsia"/>
                 <w:b/>
                 <w:bCs/>
                 <w:sz w:val="24"/>
@@ -11480,7 +11378,7 @@
             <w:pPr>
               <w:jc w:val="center"/>
               <w:rPr>
-                <w:rFonts w:ascii="宋体" w:eastAsia="宋体" w:hAnsi="宋体"/>
+                <w:rFonts w:ascii="宋体" w:eastAsia="宋体" w:hAnsi="宋体" w:hint="eastAsia"/>
                 <w:b/>
                 <w:bCs/>
                 <w:sz w:val="24"/>
@@ -11495,7 +11393,7 @@
       <w:pPr>
         <w:jc w:val="center"/>
         <w:rPr>
-          <w:rFonts w:ascii="宋体" w:eastAsia="宋体" w:hAnsi="宋体"/>
+          <w:rFonts w:ascii="宋体" w:eastAsia="宋体" w:hAnsi="宋体" w:hint="eastAsia"/>
           <w:b/>
           <w:bCs/>
           <w:sz w:val="24"/>
@@ -11507,7 +11405,7 @@
       <w:pPr>
         <w:jc w:val="center"/>
         <w:rPr>
-          <w:rFonts w:ascii="宋体" w:eastAsia="宋体" w:hAnsi="宋体"/>
+          <w:rFonts w:ascii="宋体" w:eastAsia="宋体" w:hAnsi="宋体" w:hint="eastAsia"/>
           <w:b/>
           <w:bCs/>
           <w:sz w:val="24"/>
@@ -11519,14 +11417,13 @@
       <w:pPr>
         <w:jc w:val="center"/>
         <w:rPr>
-          <w:rFonts w:ascii="宋体" w:eastAsia="宋体" w:hAnsi="宋体"/>
+          <w:rFonts w:ascii="宋体" w:eastAsia="宋体" w:hAnsi="宋体" w:hint="eastAsia"/>
           <w:b/>
           <w:bCs/>
           <w:sz w:val="30"/>
           <w:szCs w:val="30"/>
         </w:rPr>
       </w:pPr>
-      <w:proofErr w:type="spellStart"/>
       <w:r>
         <w:rPr>
           <w:rFonts w:ascii="宋体" w:eastAsia="宋体" w:hAnsi="宋体" w:hint="eastAsia"/>
@@ -11537,13 +11434,12 @@
         </w:rPr>
         <w:t>t_data_wash_dxswj</w:t>
       </w:r>
-      <w:proofErr w:type="spellEnd"/>
     </w:p>
     <w:p>
       <w:pPr>
         <w:jc w:val="center"/>
         <w:rPr>
-          <w:rFonts w:ascii="宋体" w:eastAsia="宋体" w:hAnsi="宋体"/>
+          <w:rFonts w:ascii="宋体" w:eastAsia="宋体" w:hAnsi="宋体" w:hint="eastAsia"/>
           <w:b/>
           <w:bCs/>
           <w:sz w:val="24"/>
@@ -11588,7 +11484,7 @@
             <w:pPr>
               <w:jc w:val="center"/>
               <w:rPr>
-                <w:rFonts w:ascii="宋体" w:eastAsia="宋体" w:hAnsi="宋体"/>
+                <w:rFonts w:ascii="宋体" w:eastAsia="宋体" w:hAnsi="宋体" w:hint="eastAsia"/>
                 <w:b/>
                 <w:bCs/>
                 <w:sz w:val="24"/>
@@ -11614,7 +11510,7 @@
             <w:pPr>
               <w:jc w:val="center"/>
               <w:rPr>
-                <w:rFonts w:ascii="宋体" w:eastAsia="宋体" w:hAnsi="宋体"/>
+                <w:rFonts w:ascii="宋体" w:eastAsia="宋体" w:hAnsi="宋体" w:hint="eastAsia"/>
                 <w:b/>
                 <w:bCs/>
                 <w:sz w:val="24"/>
@@ -11640,7 +11536,7 @@
             <w:pPr>
               <w:jc w:val="center"/>
               <w:rPr>
-                <w:rFonts w:ascii="宋体" w:eastAsia="宋体" w:hAnsi="宋体"/>
+                <w:rFonts w:ascii="宋体" w:eastAsia="宋体" w:hAnsi="宋体" w:hint="eastAsia"/>
                 <w:b/>
                 <w:bCs/>
                 <w:sz w:val="24"/>
@@ -11666,7 +11562,7 @@
             <w:pPr>
               <w:jc w:val="center"/>
               <w:rPr>
-                <w:rFonts w:ascii="宋体" w:eastAsia="宋体" w:hAnsi="宋体"/>
+                <w:rFonts w:ascii="宋体" w:eastAsia="宋体" w:hAnsi="宋体" w:hint="eastAsia"/>
                 <w:b/>
                 <w:bCs/>
                 <w:sz w:val="24"/>
@@ -11692,7 +11588,7 @@
             <w:pPr>
               <w:jc w:val="center"/>
               <w:rPr>
-                <w:rFonts w:ascii="宋体" w:eastAsia="宋体" w:hAnsi="宋体"/>
+                <w:rFonts w:ascii="宋体" w:eastAsia="宋体" w:hAnsi="宋体" w:hint="eastAsia"/>
                 <w:b/>
                 <w:bCs/>
                 <w:sz w:val="24"/>
@@ -11718,7 +11614,7 @@
             <w:pPr>
               <w:jc w:val="center"/>
               <w:rPr>
-                <w:rFonts w:ascii="宋体" w:eastAsia="宋体" w:hAnsi="宋体"/>
+                <w:rFonts w:ascii="宋体" w:eastAsia="宋体" w:hAnsi="宋体" w:hint="eastAsia"/>
                 <w:b/>
                 <w:bCs/>
                 <w:sz w:val="24"/>
@@ -11749,7 +11645,7 @@
             <w:pPr>
               <w:jc w:val="center"/>
               <w:rPr>
-                <w:rFonts w:ascii="宋体" w:eastAsia="宋体" w:hAnsi="宋体"/>
+                <w:rFonts w:ascii="宋体" w:eastAsia="宋体" w:hAnsi="宋体" w:hint="eastAsia"/>
                 <w:b/>
                 <w:bCs/>
                 <w:sz w:val="24"/>
@@ -11777,7 +11673,7 @@
             <w:pPr>
               <w:jc w:val="center"/>
               <w:rPr>
-                <w:rFonts w:ascii="宋体" w:eastAsia="宋体" w:hAnsi="宋体"/>
+                <w:rFonts w:ascii="宋体" w:eastAsia="宋体" w:hAnsi="宋体" w:hint="eastAsia"/>
                 <w:b/>
                 <w:bCs/>
                 <w:sz w:val="24"/>
@@ -11805,7 +11701,7 @@
             <w:pPr>
               <w:jc w:val="center"/>
               <w:rPr>
-                <w:rFonts w:ascii="宋体" w:eastAsia="宋体" w:hAnsi="宋体"/>
+                <w:rFonts w:ascii="宋体" w:eastAsia="宋体" w:hAnsi="宋体" w:hint="eastAsia"/>
                 <w:b/>
                 <w:bCs/>
                 <w:sz w:val="24"/>
@@ -11823,7 +11719,7 @@
             <w:pPr>
               <w:jc w:val="center"/>
               <w:rPr>
-                <w:rFonts w:ascii="宋体" w:eastAsia="宋体" w:hAnsi="宋体"/>
+                <w:rFonts w:ascii="宋体" w:eastAsia="宋体" w:hAnsi="宋体" w:hint="eastAsia"/>
                 <w:b/>
                 <w:bCs/>
                 <w:sz w:val="24"/>
@@ -11851,7 +11747,7 @@
             <w:pPr>
               <w:jc w:val="center"/>
               <w:rPr>
-                <w:rFonts w:ascii="宋体" w:eastAsia="宋体" w:hAnsi="宋体"/>
+                <w:rFonts w:ascii="宋体" w:eastAsia="宋体" w:hAnsi="宋体" w:hint="eastAsia"/>
                 <w:b/>
                 <w:bCs/>
                 <w:sz w:val="24"/>
@@ -11879,7 +11775,7 @@
             <w:pPr>
               <w:jc w:val="center"/>
               <w:rPr>
-                <w:rFonts w:ascii="宋体" w:eastAsia="宋体" w:hAnsi="宋体"/>
+                <w:rFonts w:ascii="宋体" w:eastAsia="宋体" w:hAnsi="宋体" w:hint="eastAsia"/>
                 <w:b/>
                 <w:bCs/>
                 <w:sz w:val="24"/>
@@ -11912,7 +11808,7 @@
             <w:pPr>
               <w:jc w:val="center"/>
               <w:rPr>
-                <w:rFonts w:ascii="宋体" w:eastAsia="宋体" w:hAnsi="宋体"/>
+                <w:rFonts w:ascii="宋体" w:eastAsia="宋体" w:hAnsi="宋体" w:hint="eastAsia"/>
                 <w:b/>
                 <w:bCs/>
                 <w:sz w:val="24"/>
@@ -11941,14 +11837,13 @@
             <w:pPr>
               <w:jc w:val="center"/>
               <w:rPr>
-                <w:rFonts w:ascii="宋体" w:eastAsia="宋体" w:hAnsi="宋体"/>
-                <w:b/>
-                <w:bCs/>
-                <w:sz w:val="24"/>
-                <w:szCs w:val="24"/>
-              </w:rPr>
-            </w:pPr>
-            <w:proofErr w:type="spellStart"/>
+                <w:rFonts w:ascii="宋体" w:eastAsia="宋体" w:hAnsi="宋体" w:hint="eastAsia"/>
+                <w:b/>
+                <w:bCs/>
+                <w:sz w:val="24"/>
+                <w:szCs w:val="24"/>
+              </w:rPr>
+            </w:pPr>
             <w:r>
               <w:rPr>
                 <w:rFonts w:ascii="宋体" w:eastAsia="宋体" w:hAnsi="宋体" w:hint="eastAsia"/>
@@ -11959,7 +11854,6 @@
               </w:rPr>
               <w:t>data_id</w:t>
             </w:r>
-            <w:proofErr w:type="spellEnd"/>
           </w:p>
         </w:tc>
         <w:tc>
@@ -11971,7 +11865,7 @@
             <w:pPr>
               <w:jc w:val="center"/>
               <w:rPr>
-                <w:rFonts w:ascii="宋体" w:eastAsia="宋体" w:hAnsi="宋体"/>
+                <w:rFonts w:ascii="宋体" w:eastAsia="宋体" w:hAnsi="宋体" w:hint="eastAsia"/>
                 <w:b/>
                 <w:bCs/>
                 <w:sz w:val="24"/>
@@ -11999,7 +11893,7 @@
             <w:pPr>
               <w:jc w:val="center"/>
               <w:rPr>
-                <w:rFonts w:ascii="宋体" w:eastAsia="宋体" w:hAnsi="宋体"/>
+                <w:rFonts w:ascii="宋体" w:eastAsia="宋体" w:hAnsi="宋体" w:hint="eastAsia"/>
                 <w:b/>
                 <w:bCs/>
                 <w:sz w:val="24"/>
@@ -12027,7 +11921,7 @@
             <w:pPr>
               <w:jc w:val="center"/>
               <w:rPr>
-                <w:rFonts w:ascii="宋体" w:eastAsia="宋体" w:hAnsi="宋体"/>
+                <w:rFonts w:ascii="宋体" w:eastAsia="宋体" w:hAnsi="宋体" w:hint="eastAsia"/>
                 <w:b/>
                 <w:bCs/>
                 <w:sz w:val="24"/>
@@ -12045,7 +11939,7 @@
             <w:pPr>
               <w:jc w:val="center"/>
               <w:rPr>
-                <w:rFonts w:ascii="宋体" w:eastAsia="宋体" w:hAnsi="宋体"/>
+                <w:rFonts w:ascii="宋体" w:eastAsia="宋体" w:hAnsi="宋体" w:hint="eastAsia"/>
                 <w:b/>
                 <w:bCs/>
                 <w:sz w:val="24"/>
@@ -12106,14 +12000,13 @@
             <w:pPr>
               <w:jc w:val="center"/>
               <w:rPr>
-                <w:rFonts w:ascii="宋体" w:eastAsia="宋体" w:hAnsi="宋体"/>
-                <w:b/>
-                <w:bCs/>
-                <w:sz w:val="24"/>
-                <w:szCs w:val="24"/>
-              </w:rPr>
-            </w:pPr>
-            <w:proofErr w:type="spellStart"/>
+                <w:rFonts w:ascii="宋体" w:eastAsia="宋体" w:hAnsi="宋体" w:hint="eastAsia"/>
+                <w:b/>
+                <w:bCs/>
+                <w:sz w:val="24"/>
+                <w:szCs w:val="24"/>
+              </w:rPr>
+            </w:pPr>
             <w:r>
               <w:rPr>
                 <w:rFonts w:ascii="宋体" w:eastAsia="宋体" w:hAnsi="宋体" w:hint="eastAsia"/>
@@ -12124,7 +12017,6 @@
               </w:rPr>
               <w:t>station_id</w:t>
             </w:r>
-            <w:proofErr w:type="spellEnd"/>
           </w:p>
         </w:tc>
         <w:tc>
@@ -12136,7 +12028,7 @@
             <w:pPr>
               <w:jc w:val="center"/>
               <w:rPr>
-                <w:rFonts w:ascii="宋体" w:eastAsia="宋体" w:hAnsi="宋体"/>
+                <w:rFonts w:ascii="宋体" w:eastAsia="宋体" w:hAnsi="宋体" w:hint="eastAsia"/>
                 <w:b/>
                 <w:bCs/>
                 <w:sz w:val="24"/>
@@ -12164,7 +12056,7 @@
             <w:pPr>
               <w:jc w:val="center"/>
               <w:rPr>
-                <w:rFonts w:ascii="宋体" w:eastAsia="宋体" w:hAnsi="宋体"/>
+                <w:rFonts w:ascii="宋体" w:eastAsia="宋体" w:hAnsi="宋体" w:hint="eastAsia"/>
                 <w:b/>
                 <w:bCs/>
                 <w:sz w:val="24"/>
@@ -12192,7 +12084,7 @@
             <w:pPr>
               <w:jc w:val="center"/>
               <w:rPr>
-                <w:rFonts w:ascii="宋体" w:eastAsia="宋体" w:hAnsi="宋体"/>
+                <w:rFonts w:ascii="宋体" w:eastAsia="宋体" w:hAnsi="宋体" w:hint="eastAsia"/>
                 <w:b/>
                 <w:bCs/>
                 <w:sz w:val="24"/>
@@ -12210,7 +12102,7 @@
             <w:pPr>
               <w:jc w:val="center"/>
               <w:rPr>
-                <w:rFonts w:ascii="宋体" w:eastAsia="宋体" w:hAnsi="宋体"/>
+                <w:rFonts w:ascii="宋体" w:eastAsia="宋体" w:hAnsi="宋体" w:hint="eastAsia"/>
                 <w:b/>
                 <w:bCs/>
                 <w:sz w:val="24"/>
@@ -12243,7 +12135,7 @@
             <w:pPr>
               <w:jc w:val="center"/>
               <w:rPr>
-                <w:rFonts w:ascii="宋体" w:eastAsia="宋体" w:hAnsi="宋体"/>
+                <w:rFonts w:ascii="宋体" w:eastAsia="宋体" w:hAnsi="宋体" w:hint="eastAsia"/>
                 <w:b/>
                 <w:bCs/>
                 <w:sz w:val="24"/>
@@ -12271,14 +12163,13 @@
             <w:pPr>
               <w:jc w:val="center"/>
               <w:rPr>
-                <w:rFonts w:ascii="宋体" w:eastAsia="宋体" w:hAnsi="宋体"/>
-                <w:b/>
-                <w:bCs/>
-                <w:sz w:val="24"/>
-                <w:szCs w:val="24"/>
-              </w:rPr>
-            </w:pPr>
-            <w:proofErr w:type="spellStart"/>
+                <w:rFonts w:ascii="宋体" w:eastAsia="宋体" w:hAnsi="宋体" w:hint="eastAsia"/>
+                <w:b/>
+                <w:bCs/>
+                <w:sz w:val="24"/>
+                <w:szCs w:val="24"/>
+              </w:rPr>
+            </w:pPr>
             <w:r>
               <w:rPr>
                 <w:rFonts w:ascii="宋体" w:eastAsia="宋体" w:hAnsi="宋体" w:hint="eastAsia"/>
@@ -12289,7 +12180,6 @@
               </w:rPr>
               <w:t>station_name</w:t>
             </w:r>
-            <w:proofErr w:type="spellEnd"/>
           </w:p>
         </w:tc>
         <w:tc>
@@ -12301,7 +12191,7 @@
             <w:pPr>
               <w:jc w:val="center"/>
               <w:rPr>
-                <w:rFonts w:ascii="宋体" w:eastAsia="宋体" w:hAnsi="宋体"/>
+                <w:rFonts w:ascii="宋体" w:eastAsia="宋体" w:hAnsi="宋体" w:hint="eastAsia"/>
                 <w:b/>
                 <w:bCs/>
                 <w:sz w:val="24"/>
@@ -12329,7 +12219,7 @@
             <w:pPr>
               <w:jc w:val="center"/>
               <w:rPr>
-                <w:rFonts w:ascii="宋体" w:eastAsia="宋体" w:hAnsi="宋体"/>
+                <w:rFonts w:ascii="宋体" w:eastAsia="宋体" w:hAnsi="宋体" w:hint="eastAsia"/>
                 <w:b/>
                 <w:bCs/>
                 <w:sz w:val="24"/>
@@ -12357,7 +12247,7 @@
             <w:pPr>
               <w:jc w:val="center"/>
               <w:rPr>
-                <w:rFonts w:ascii="宋体" w:eastAsia="宋体" w:hAnsi="宋体"/>
+                <w:rFonts w:ascii="宋体" w:eastAsia="宋体" w:hAnsi="宋体" w:hint="eastAsia"/>
                 <w:b/>
                 <w:bCs/>
                 <w:sz w:val="24"/>
@@ -12375,7 +12265,7 @@
             <w:pPr>
               <w:jc w:val="center"/>
               <w:rPr>
-                <w:rFonts w:ascii="宋体" w:eastAsia="宋体" w:hAnsi="宋体"/>
+                <w:rFonts w:ascii="宋体" w:eastAsia="宋体" w:hAnsi="宋体" w:hint="eastAsia"/>
                 <w:b/>
                 <w:bCs/>
                 <w:sz w:val="24"/>
@@ -12408,7 +12298,7 @@
             <w:pPr>
               <w:jc w:val="center"/>
               <w:rPr>
-                <w:rFonts w:ascii="宋体" w:eastAsia="宋体" w:hAnsi="宋体"/>
+                <w:rFonts w:ascii="宋体" w:eastAsia="宋体" w:hAnsi="宋体" w:hint="eastAsia"/>
                 <w:b/>
                 <w:bCs/>
                 <w:sz w:val="24"/>
@@ -12436,14 +12326,13 @@
             <w:pPr>
               <w:jc w:val="center"/>
               <w:rPr>
-                <w:rFonts w:ascii="宋体" w:eastAsia="宋体" w:hAnsi="宋体"/>
-                <w:b/>
-                <w:bCs/>
-                <w:sz w:val="24"/>
-                <w:szCs w:val="24"/>
-              </w:rPr>
-            </w:pPr>
-            <w:proofErr w:type="spellStart"/>
+                <w:rFonts w:ascii="宋体" w:eastAsia="宋体" w:hAnsi="宋体" w:hint="eastAsia"/>
+                <w:b/>
+                <w:bCs/>
+                <w:sz w:val="24"/>
+                <w:szCs w:val="24"/>
+              </w:rPr>
+            </w:pPr>
             <w:r>
               <w:rPr>
                 <w:rFonts w:ascii="宋体" w:eastAsia="宋体" w:hAnsi="宋体" w:hint="eastAsia"/>
@@ -12454,7 +12343,6 @@
               </w:rPr>
               <w:t>data_time</w:t>
             </w:r>
-            <w:proofErr w:type="spellEnd"/>
           </w:p>
         </w:tc>
         <w:tc>
@@ -12466,7 +12354,7 @@
             <w:pPr>
               <w:jc w:val="center"/>
               <w:rPr>
-                <w:rFonts w:ascii="宋体" w:eastAsia="宋体" w:hAnsi="宋体"/>
+                <w:rFonts w:ascii="宋体" w:eastAsia="宋体" w:hAnsi="宋体" w:hint="eastAsia"/>
                 <w:b/>
                 <w:bCs/>
                 <w:sz w:val="24"/>
@@ -12494,7 +12382,7 @@
             <w:pPr>
               <w:jc w:val="center"/>
               <w:rPr>
-                <w:rFonts w:ascii="宋体" w:eastAsia="宋体" w:hAnsi="宋体"/>
+                <w:rFonts w:ascii="宋体" w:eastAsia="宋体" w:hAnsi="宋体" w:hint="eastAsia"/>
                 <w:b/>
                 <w:bCs/>
                 <w:sz w:val="24"/>
@@ -12522,7 +12410,7 @@
             <w:pPr>
               <w:jc w:val="center"/>
               <w:rPr>
-                <w:rFonts w:ascii="宋体" w:eastAsia="宋体" w:hAnsi="宋体"/>
+                <w:rFonts w:ascii="宋体" w:eastAsia="宋体" w:hAnsi="宋体" w:hint="eastAsia"/>
                 <w:b/>
                 <w:bCs/>
                 <w:sz w:val="24"/>
@@ -12540,7 +12428,7 @@
             <w:pPr>
               <w:jc w:val="center"/>
               <w:rPr>
-                <w:rFonts w:ascii="宋体" w:eastAsia="宋体" w:hAnsi="宋体"/>
+                <w:rFonts w:ascii="宋体" w:eastAsia="宋体" w:hAnsi="宋体" w:hint="eastAsia"/>
                 <w:b/>
                 <w:bCs/>
                 <w:sz w:val="24"/>
@@ -12608,7 +12496,6 @@
                 <w:szCs w:val="24"/>
               </w:rPr>
             </w:pPr>
-            <w:proofErr w:type="spellStart"/>
             <w:r>
               <w:rPr>
                 <w:rFonts w:ascii="宋体" w:eastAsia="宋体" w:hAnsi="宋体" w:hint="eastAsia"/>
@@ -12619,7 +12506,6 @@
               </w:rPr>
               <w:t>insert_time</w:t>
             </w:r>
-            <w:proofErr w:type="spellEnd"/>
           </w:p>
         </w:tc>
         <w:tc>
@@ -12631,7 +12517,7 @@
             <w:pPr>
               <w:jc w:val="center"/>
               <w:rPr>
-                <w:rFonts w:ascii="宋体" w:eastAsia="宋体" w:hAnsi="宋体"/>
+                <w:rFonts w:ascii="宋体" w:eastAsia="宋体" w:hAnsi="宋体" w:hint="eastAsia"/>
                 <w:b/>
                 <w:bCs/>
                 <w:sz w:val="24"/>
@@ -12659,7 +12545,7 @@
             <w:pPr>
               <w:jc w:val="center"/>
               <w:rPr>
-                <w:rFonts w:ascii="宋体" w:eastAsia="宋体" w:hAnsi="宋体"/>
+                <w:rFonts w:ascii="宋体" w:eastAsia="宋体" w:hAnsi="宋体" w:hint="eastAsia"/>
                 <w:b/>
                 <w:bCs/>
                 <w:sz w:val="24"/>
@@ -12687,7 +12573,7 @@
             <w:pPr>
               <w:jc w:val="center"/>
               <w:rPr>
-                <w:rFonts w:ascii="宋体" w:eastAsia="宋体" w:hAnsi="宋体"/>
+                <w:rFonts w:ascii="宋体" w:eastAsia="宋体" w:hAnsi="宋体" w:hint="eastAsia"/>
                 <w:b/>
                 <w:bCs/>
                 <w:sz w:val="24"/>
@@ -12705,7 +12591,7 @@
             <w:pPr>
               <w:jc w:val="center"/>
               <w:rPr>
-                <w:rFonts w:ascii="宋体" w:eastAsia="宋体" w:hAnsi="宋体"/>
+                <w:rFonts w:ascii="宋体" w:eastAsia="宋体" w:hAnsi="宋体" w:hint="eastAsia"/>
                 <w:b/>
                 <w:bCs/>
                 <w:sz w:val="24"/>
@@ -12794,7 +12680,7 @@
             <w:pPr>
               <w:jc w:val="center"/>
               <w:rPr>
-                <w:rFonts w:ascii="宋体" w:eastAsia="宋体" w:hAnsi="宋体"/>
+                <w:rFonts w:ascii="宋体" w:eastAsia="宋体" w:hAnsi="宋体" w:hint="eastAsia"/>
                 <w:b/>
                 <w:bCs/>
                 <w:sz w:val="24"/>
@@ -12822,7 +12708,7 @@
             <w:pPr>
               <w:jc w:val="center"/>
               <w:rPr>
-                <w:rFonts w:ascii="宋体" w:eastAsia="宋体" w:hAnsi="宋体"/>
+                <w:rFonts w:ascii="宋体" w:eastAsia="宋体" w:hAnsi="宋体" w:hint="eastAsia"/>
                 <w:b/>
                 <w:bCs/>
                 <w:sz w:val="24"/>
@@ -12850,7 +12736,7 @@
             <w:pPr>
               <w:jc w:val="center"/>
               <w:rPr>
-                <w:rFonts w:ascii="宋体" w:eastAsia="宋体" w:hAnsi="宋体"/>
+                <w:rFonts w:ascii="宋体" w:eastAsia="宋体" w:hAnsi="宋体" w:hint="eastAsia"/>
                 <w:b/>
                 <w:bCs/>
                 <w:sz w:val="24"/>
@@ -12868,7 +12754,7 @@
             <w:pPr>
               <w:jc w:val="center"/>
               <w:rPr>
-                <w:rFonts w:ascii="宋体" w:eastAsia="宋体" w:hAnsi="宋体"/>
+                <w:rFonts w:ascii="宋体" w:eastAsia="宋体" w:hAnsi="宋体" w:hint="eastAsia"/>
                 <w:b/>
                 <w:bCs/>
                 <w:sz w:val="24"/>
@@ -12957,7 +12843,7 @@
             <w:pPr>
               <w:jc w:val="center"/>
               <w:rPr>
-                <w:rFonts w:ascii="宋体" w:eastAsia="宋体" w:hAnsi="宋体"/>
+                <w:rFonts w:ascii="宋体" w:eastAsia="宋体" w:hAnsi="宋体" w:hint="eastAsia"/>
                 <w:b/>
                 <w:bCs/>
                 <w:sz w:val="24"/>
@@ -12985,7 +12871,7 @@
             <w:pPr>
               <w:jc w:val="center"/>
               <w:rPr>
-                <w:rFonts w:ascii="宋体" w:eastAsia="宋体" w:hAnsi="宋体"/>
+                <w:rFonts w:ascii="宋体" w:eastAsia="宋体" w:hAnsi="宋体" w:hint="eastAsia"/>
                 <w:b/>
                 <w:bCs/>
                 <w:sz w:val="24"/>
@@ -13013,7 +12899,7 @@
             <w:pPr>
               <w:jc w:val="center"/>
               <w:rPr>
-                <w:rFonts w:ascii="宋体" w:eastAsia="宋体" w:hAnsi="宋体"/>
+                <w:rFonts w:ascii="宋体" w:eastAsia="宋体" w:hAnsi="宋体" w:hint="eastAsia"/>
                 <w:b/>
                 <w:bCs/>
                 <w:sz w:val="24"/>
@@ -13031,7 +12917,7 @@
             <w:pPr>
               <w:jc w:val="center"/>
               <w:rPr>
-                <w:rFonts w:ascii="宋体" w:eastAsia="宋体" w:hAnsi="宋体"/>
+                <w:rFonts w:ascii="宋体" w:eastAsia="宋体" w:hAnsi="宋体" w:hint="eastAsia"/>
                 <w:b/>
                 <w:bCs/>
                 <w:sz w:val="24"/>
@@ -13099,7 +12985,6 @@
                 <w:szCs w:val="24"/>
               </w:rPr>
             </w:pPr>
-            <w:proofErr w:type="spellStart"/>
             <w:r>
               <w:rPr>
                 <w:rFonts w:ascii="宋体" w:eastAsia="宋体" w:hAnsi="宋体" w:hint="eastAsia"/>
@@ -13110,7 +12995,6 @@
               </w:rPr>
               <w:t>project_name</w:t>
             </w:r>
-            <w:proofErr w:type="spellEnd"/>
           </w:p>
         </w:tc>
         <w:tc>
@@ -13122,7 +13006,7 @@
             <w:pPr>
               <w:jc w:val="center"/>
               <w:rPr>
-                <w:rFonts w:ascii="宋体" w:eastAsia="宋体" w:hAnsi="宋体"/>
+                <w:rFonts w:ascii="宋体" w:eastAsia="宋体" w:hAnsi="宋体" w:hint="eastAsia"/>
                 <w:b/>
                 <w:bCs/>
                 <w:sz w:val="24"/>
@@ -13150,7 +13034,7 @@
             <w:pPr>
               <w:jc w:val="center"/>
               <w:rPr>
-                <w:rFonts w:ascii="宋体" w:eastAsia="宋体" w:hAnsi="宋体"/>
+                <w:rFonts w:ascii="宋体" w:eastAsia="宋体" w:hAnsi="宋体" w:hint="eastAsia"/>
                 <w:b/>
                 <w:bCs/>
                 <w:sz w:val="24"/>
@@ -13178,7 +13062,7 @@
             <w:pPr>
               <w:jc w:val="center"/>
               <w:rPr>
-                <w:rFonts w:ascii="宋体" w:eastAsia="宋体" w:hAnsi="宋体"/>
+                <w:rFonts w:ascii="宋体" w:eastAsia="宋体" w:hAnsi="宋体" w:hint="eastAsia"/>
                 <w:b/>
                 <w:bCs/>
                 <w:sz w:val="24"/>
@@ -13196,7 +13080,7 @@
             <w:pPr>
               <w:jc w:val="center"/>
               <w:rPr>
-                <w:rFonts w:ascii="宋体" w:eastAsia="宋体" w:hAnsi="宋体"/>
+                <w:rFonts w:ascii="宋体" w:eastAsia="宋体" w:hAnsi="宋体" w:hint="eastAsia"/>
                 <w:b/>
                 <w:bCs/>
                 <w:sz w:val="24"/>
@@ -13285,7 +13169,7 @@
             <w:pPr>
               <w:jc w:val="center"/>
               <w:rPr>
-                <w:rFonts w:ascii="宋体" w:eastAsia="宋体" w:hAnsi="宋体"/>
+                <w:rFonts w:ascii="宋体" w:eastAsia="宋体" w:hAnsi="宋体" w:hint="eastAsia"/>
                 <w:b/>
                 <w:bCs/>
                 <w:sz w:val="24"/>
@@ -13313,7 +13197,7 @@
             <w:pPr>
               <w:jc w:val="center"/>
               <w:rPr>
-                <w:rFonts w:ascii="宋体" w:eastAsia="宋体" w:hAnsi="宋体"/>
+                <w:rFonts w:ascii="宋体" w:eastAsia="宋体" w:hAnsi="宋体" w:hint="eastAsia"/>
                 <w:b/>
                 <w:bCs/>
                 <w:sz w:val="24"/>
@@ -13341,7 +13225,7 @@
             <w:pPr>
               <w:jc w:val="center"/>
               <w:rPr>
-                <w:rFonts w:ascii="宋体" w:eastAsia="宋体" w:hAnsi="宋体"/>
+                <w:rFonts w:ascii="宋体" w:eastAsia="宋体" w:hAnsi="宋体" w:hint="eastAsia"/>
                 <w:b/>
                 <w:bCs/>
                 <w:sz w:val="24"/>
@@ -13359,7 +13243,7 @@
             <w:pPr>
               <w:jc w:val="center"/>
               <w:rPr>
-                <w:rFonts w:ascii="宋体" w:eastAsia="宋体" w:hAnsi="宋体"/>
+                <w:rFonts w:ascii="宋体" w:eastAsia="宋体" w:hAnsi="宋体" w:hint="eastAsia"/>
                 <w:b/>
                 <w:bCs/>
                 <w:sz w:val="24"/>
@@ -13393,12 +13277,1244 @@
           <w:szCs w:val="24"/>
         </w:rPr>
       </w:pPr>
+      <w:r>
+        <w:rPr>
+          <w:rFonts w:ascii="宋体" w:eastAsia="宋体" w:hAnsi="宋体" w:hint="eastAsia"/>
+          <w:b/>
+          <w:bCs/>
+          <w:sz w:val="24"/>
+          <w:szCs w:val="24"/>
+        </w:rPr>
+        <w:t>t_station</w:t>
+      </w:r>
+    </w:p>
+    <w:p>
+      <w:pPr>
+        <w:jc w:val="center"/>
+        <w:rPr>
+          <w:rFonts w:ascii="宋体" w:eastAsia="宋体" w:hAnsi="宋体"/>
+          <w:b/>
+          <w:bCs/>
+          <w:sz w:val="24"/>
+          <w:szCs w:val="24"/>
+        </w:rPr>
+      </w:pPr>
+      <w:r>
+        <w:rPr>
+          <w:rFonts w:ascii="宋体" w:eastAsia="宋体" w:hAnsi="宋体" w:hint="eastAsia"/>
+          <w:b/>
+          <w:bCs/>
+          <w:sz w:val="24"/>
+          <w:szCs w:val="24"/>
+        </w:rPr>
+        <w:t>监测站点表</w:t>
+      </w:r>
+    </w:p>
+    <w:tbl>
+      <w:tblPr>
+        <w:tblStyle w:val="ae"/>
+        <w:tblW w:w="0" w:type="auto"/>
+        <w:tblLook w:val="04A0" w:firstRow="1" w:lastRow="0" w:firstColumn="1" w:lastColumn="0" w:noHBand="0" w:noVBand="1"/>
+      </w:tblPr>
+      <w:tblGrid>
+        <w:gridCol w:w="846"/>
+        <w:gridCol w:w="2146"/>
+        <w:gridCol w:w="1681"/>
+        <w:gridCol w:w="1559"/>
+        <w:gridCol w:w="993"/>
+        <w:gridCol w:w="1071"/>
+      </w:tblGrid>
+      <w:tr>
+        <w:trPr>
+          <w:trHeight w:val="510"/>
+        </w:trPr>
+        <w:tc>
+          <w:tcPr>
+            <w:tcW w:w="846" w:type="dxa"/>
+            <w:vAlign w:val="center"/>
+          </w:tcPr>
+          <w:p>
+            <w:pPr>
+              <w:jc w:val="center"/>
+              <w:rPr>
+                <w:rFonts w:ascii="宋体" w:eastAsia="宋体" w:hAnsi="宋体" w:hint="eastAsia"/>
+                <w:b/>
+                <w:bCs/>
+                <w:sz w:val="24"/>
+                <w:szCs w:val="24"/>
+              </w:rPr>
+            </w:pPr>
+            <w:r>
+              <w:rPr>
+                <w:rFonts w:ascii="黑体" w:eastAsia="黑体" w:hAnsi="黑体" w:hint="eastAsia"/>
+                <w:b/>
+                <w:bCs/>
+              </w:rPr>
+              <w:t>序号</w:t>
+            </w:r>
+          </w:p>
+        </w:tc>
+        <w:tc>
+          <w:tcPr>
+            <w:tcW w:w="2146" w:type="dxa"/>
+            <w:vAlign w:val="center"/>
+          </w:tcPr>
+          <w:p>
+            <w:pPr>
+              <w:jc w:val="center"/>
+              <w:rPr>
+                <w:rFonts w:ascii="宋体" w:eastAsia="宋体" w:hAnsi="宋体" w:hint="eastAsia"/>
+                <w:b/>
+                <w:bCs/>
+                <w:sz w:val="24"/>
+                <w:szCs w:val="24"/>
+              </w:rPr>
+            </w:pPr>
+            <w:r>
+              <w:rPr>
+                <w:rFonts w:ascii="黑体" w:eastAsia="黑体" w:hAnsi="黑体" w:hint="eastAsia"/>
+                <w:b/>
+                <w:bCs/>
+              </w:rPr>
+              <w:t>名称</w:t>
+            </w:r>
+          </w:p>
+        </w:tc>
+        <w:tc>
+          <w:tcPr>
+            <w:tcW w:w="1681" w:type="dxa"/>
+            <w:vAlign w:val="center"/>
+          </w:tcPr>
+          <w:p>
+            <w:pPr>
+              <w:jc w:val="center"/>
+              <w:rPr>
+                <w:rFonts w:ascii="宋体" w:eastAsia="宋体" w:hAnsi="宋体" w:hint="eastAsia"/>
+                <w:b/>
+                <w:bCs/>
+                <w:sz w:val="24"/>
+                <w:szCs w:val="24"/>
+              </w:rPr>
+            </w:pPr>
+            <w:r>
+              <w:rPr>
+                <w:rFonts w:ascii="黑体" w:eastAsia="黑体" w:hAnsi="黑体" w:hint="eastAsia"/>
+                <w:b/>
+                <w:bCs/>
+              </w:rPr>
+              <w:t>含义</w:t>
+            </w:r>
+          </w:p>
+        </w:tc>
+        <w:tc>
+          <w:tcPr>
+            <w:tcW w:w="1559" w:type="dxa"/>
+            <w:vAlign w:val="center"/>
+          </w:tcPr>
+          <w:p>
+            <w:pPr>
+              <w:jc w:val="center"/>
+              <w:rPr>
+                <w:rFonts w:ascii="宋体" w:eastAsia="宋体" w:hAnsi="宋体" w:hint="eastAsia"/>
+                <w:b/>
+                <w:bCs/>
+                <w:sz w:val="24"/>
+                <w:szCs w:val="24"/>
+              </w:rPr>
+            </w:pPr>
+            <w:r>
+              <w:rPr>
+                <w:rFonts w:ascii="黑体" w:eastAsia="黑体" w:hAnsi="黑体" w:hint="eastAsia"/>
+                <w:b/>
+                <w:bCs/>
+              </w:rPr>
+              <w:t>类型</w:t>
+            </w:r>
+          </w:p>
+        </w:tc>
+        <w:tc>
+          <w:tcPr>
+            <w:tcW w:w="993" w:type="dxa"/>
+            <w:vAlign w:val="center"/>
+          </w:tcPr>
+          <w:p>
+            <w:pPr>
+              <w:jc w:val="center"/>
+              <w:rPr>
+                <w:rFonts w:ascii="宋体" w:eastAsia="宋体" w:hAnsi="宋体" w:hint="eastAsia"/>
+                <w:b/>
+                <w:bCs/>
+                <w:sz w:val="24"/>
+                <w:szCs w:val="24"/>
+              </w:rPr>
+            </w:pPr>
+            <w:r>
+              <w:rPr>
+                <w:rFonts w:ascii="黑体" w:eastAsia="黑体" w:hAnsi="黑体" w:hint="eastAsia"/>
+                <w:b/>
+                <w:bCs/>
+              </w:rPr>
+              <w:t>主键</w:t>
+            </w:r>
+          </w:p>
+        </w:tc>
+        <w:tc>
+          <w:tcPr>
+            <w:tcW w:w="1071" w:type="dxa"/>
+            <w:vAlign w:val="center"/>
+          </w:tcPr>
+          <w:p>
+            <w:pPr>
+              <w:jc w:val="center"/>
+              <w:rPr>
+                <w:rFonts w:ascii="宋体" w:eastAsia="宋体" w:hAnsi="宋体" w:hint="eastAsia"/>
+                <w:b/>
+                <w:bCs/>
+                <w:sz w:val="24"/>
+                <w:szCs w:val="24"/>
+              </w:rPr>
+            </w:pPr>
+            <w:r>
+              <w:rPr>
+                <w:rFonts w:ascii="黑体" w:eastAsia="黑体" w:hAnsi="黑体" w:hint="eastAsia"/>
+                <w:b/>
+                <w:bCs/>
+              </w:rPr>
+              <w:t>不可为空</w:t>
+            </w:r>
+          </w:p>
+        </w:tc>
+      </w:tr>
+      <w:tr>
+        <w:trPr>
+          <w:trHeight w:val="397"/>
+        </w:trPr>
+        <w:tc>
+          <w:tcPr>
+            <w:tcW w:w="846" w:type="dxa"/>
+            <w:vAlign w:val="center"/>
+          </w:tcPr>
+          <w:p>
+            <w:pPr>
+              <w:jc w:val="center"/>
+              <w:rPr>
+                <w:rFonts w:ascii="宋体" w:eastAsia="宋体" w:hAnsi="宋体" w:hint="eastAsia"/>
+                <w:b/>
+                <w:bCs/>
+                <w:sz w:val="24"/>
+                <w:szCs w:val="24"/>
+              </w:rPr>
+            </w:pPr>
+            <w:r>
+              <w:rPr>
+                <w:rFonts w:ascii="宋体" w:eastAsia="宋体" w:hAnsi="宋体" w:hint="eastAsia"/>
+                <w:b/>
+                <w:bCs/>
+                <w:sz w:val="24"/>
+                <w:szCs w:val="24"/>
+              </w:rPr>
+              <w:t>1</w:t>
+            </w:r>
+          </w:p>
+        </w:tc>
+        <w:tc>
+          <w:tcPr>
+            <w:tcW w:w="2146" w:type="dxa"/>
+            <w:vAlign w:val="center"/>
+          </w:tcPr>
+          <w:p>
+            <w:pPr>
+              <w:jc w:val="center"/>
+              <w:rPr>
+                <w:rFonts w:ascii="宋体" w:eastAsia="宋体" w:hAnsi="宋体" w:hint="eastAsia"/>
+                <w:b/>
+                <w:bCs/>
+                <w:sz w:val="24"/>
+                <w:szCs w:val="24"/>
+              </w:rPr>
+            </w:pPr>
+            <w:r>
+              <w:rPr>
+                <w:rFonts w:ascii="宋体" w:eastAsia="宋体" w:hAnsi="宋体" w:hint="eastAsia"/>
+                <w:b/>
+                <w:bCs/>
+                <w:sz w:val="24"/>
+                <w:szCs w:val="24"/>
+              </w:rPr>
+              <w:t>id</w:t>
+            </w:r>
+          </w:p>
+        </w:tc>
+        <w:tc>
+          <w:tcPr>
+            <w:tcW w:w="1681" w:type="dxa"/>
+            <w:vAlign w:val="center"/>
+          </w:tcPr>
+          <w:p>
+            <w:pPr>
+              <w:jc w:val="center"/>
+              <w:rPr>
+                <w:rFonts w:ascii="宋体" w:eastAsia="宋体" w:hAnsi="宋体" w:hint="eastAsia"/>
+                <w:b/>
+                <w:bCs/>
+                <w:sz w:val="24"/>
+                <w:szCs w:val="24"/>
+              </w:rPr>
+            </w:pPr>
+          </w:p>
+        </w:tc>
+        <w:tc>
+          <w:tcPr>
+            <w:tcW w:w="1559" w:type="dxa"/>
+            <w:vAlign w:val="center"/>
+          </w:tcPr>
+          <w:p>
+            <w:pPr>
+              <w:jc w:val="center"/>
+              <w:rPr>
+                <w:rFonts w:ascii="宋体" w:eastAsia="宋体" w:hAnsi="宋体" w:hint="eastAsia"/>
+                <w:b/>
+                <w:bCs/>
+                <w:sz w:val="24"/>
+                <w:szCs w:val="24"/>
+              </w:rPr>
+            </w:pPr>
+            <w:r>
+              <w:rPr>
+                <w:rFonts w:ascii="宋体" w:eastAsia="宋体" w:hAnsi="宋体" w:hint="eastAsia"/>
+                <w:b/>
+                <w:bCs/>
+                <w:sz w:val="24"/>
+                <w:szCs w:val="24"/>
+              </w:rPr>
+              <w:t>varchar</w:t>
+            </w:r>
+          </w:p>
+        </w:tc>
+        <w:tc>
+          <w:tcPr>
+            <w:tcW w:w="993" w:type="dxa"/>
+            <w:vAlign w:val="center"/>
+          </w:tcPr>
+          <w:p>
+            <w:pPr>
+              <w:jc w:val="center"/>
+              <w:rPr>
+                <w:rFonts w:ascii="宋体" w:eastAsia="宋体" w:hAnsi="宋体" w:hint="eastAsia"/>
+                <w:b/>
+                <w:bCs/>
+                <w:sz w:val="24"/>
+                <w:szCs w:val="24"/>
+              </w:rPr>
+            </w:pPr>
+            <w:r>
+              <w:rPr>
+                <w:rFonts w:ascii="宋体" w:eastAsia="宋体" w:hAnsi="宋体" w:hint="eastAsia"/>
+                <w:b/>
+                <w:bCs/>
+                <w:sz w:val="24"/>
+                <w:szCs w:val="24"/>
+              </w:rPr>
+              <w:t>是</w:t>
+            </w:r>
+          </w:p>
+        </w:tc>
+        <w:tc>
+          <w:tcPr>
+            <w:tcW w:w="1071" w:type="dxa"/>
+            <w:vAlign w:val="center"/>
+          </w:tcPr>
+          <w:p>
+            <w:pPr>
+              <w:jc w:val="center"/>
+              <w:rPr>
+                <w:rFonts w:ascii="宋体" w:eastAsia="宋体" w:hAnsi="宋体" w:hint="eastAsia"/>
+                <w:b/>
+                <w:bCs/>
+                <w:sz w:val="24"/>
+                <w:szCs w:val="24"/>
+              </w:rPr>
+            </w:pPr>
+            <w:r>
+              <w:rPr>
+                <w:rFonts w:ascii="宋体" w:eastAsia="宋体" w:hAnsi="宋体" w:hint="eastAsia"/>
+                <w:b/>
+                <w:bCs/>
+                <w:sz w:val="24"/>
+                <w:szCs w:val="24"/>
+              </w:rPr>
+              <w:t>是</w:t>
+            </w:r>
+          </w:p>
+        </w:tc>
+      </w:tr>
+      <w:tr>
+        <w:trPr>
+          <w:trHeight w:val="397"/>
+        </w:trPr>
+        <w:tc>
+          <w:tcPr>
+            <w:tcW w:w="846" w:type="dxa"/>
+            <w:vAlign w:val="center"/>
+          </w:tcPr>
+          <w:p>
+            <w:pPr>
+              <w:jc w:val="center"/>
+              <w:rPr>
+                <w:rFonts w:ascii="宋体" w:eastAsia="宋体" w:hAnsi="宋体" w:hint="eastAsia"/>
+                <w:b/>
+                <w:bCs/>
+                <w:sz w:val="24"/>
+                <w:szCs w:val="24"/>
+              </w:rPr>
+            </w:pPr>
+            <w:r>
+              <w:rPr>
+                <w:rFonts w:ascii="宋体" w:eastAsia="宋体" w:hAnsi="宋体" w:hint="eastAsia"/>
+                <w:b/>
+                <w:bCs/>
+                <w:sz w:val="24"/>
+                <w:szCs w:val="24"/>
+              </w:rPr>
+              <w:t>2</w:t>
+            </w:r>
+          </w:p>
+        </w:tc>
+        <w:tc>
+          <w:tcPr>
+            <w:tcW w:w="2146" w:type="dxa"/>
+            <w:vAlign w:val="center"/>
+          </w:tcPr>
+          <w:p>
+            <w:pPr>
+              <w:jc w:val="center"/>
+              <w:rPr>
+                <w:rFonts w:ascii="宋体" w:eastAsia="宋体" w:hAnsi="宋体" w:hint="eastAsia"/>
+                <w:b/>
+                <w:bCs/>
+                <w:sz w:val="24"/>
+                <w:szCs w:val="24"/>
+              </w:rPr>
+            </w:pPr>
+            <w:r>
+              <w:rPr>
+                <w:rFonts w:ascii="宋体" w:eastAsia="宋体" w:hAnsi="宋体" w:hint="eastAsia"/>
+                <w:b/>
+                <w:bCs/>
+                <w:sz w:val="24"/>
+                <w:szCs w:val="24"/>
+              </w:rPr>
+              <w:t>name</w:t>
+            </w:r>
+          </w:p>
+        </w:tc>
+        <w:tc>
+          <w:tcPr>
+            <w:tcW w:w="1681" w:type="dxa"/>
+            <w:vAlign w:val="center"/>
+          </w:tcPr>
+          <w:p>
+            <w:pPr>
+              <w:jc w:val="center"/>
+              <w:rPr>
+                <w:rFonts w:ascii="宋体" w:eastAsia="宋体" w:hAnsi="宋体" w:hint="eastAsia"/>
+                <w:b/>
+                <w:bCs/>
+                <w:sz w:val="24"/>
+                <w:szCs w:val="24"/>
+              </w:rPr>
+            </w:pPr>
+            <w:r>
+              <w:rPr>
+                <w:rFonts w:ascii="宋体" w:eastAsia="宋体" w:hAnsi="宋体" w:hint="eastAsia"/>
+                <w:b/>
+                <w:bCs/>
+                <w:sz w:val="24"/>
+                <w:szCs w:val="24"/>
+              </w:rPr>
+              <w:t>场地名称</w:t>
+            </w:r>
+            <w:r>
+              <w:rPr>
+                <w:rFonts w:ascii="宋体" w:eastAsia="宋体" w:hAnsi="宋体" w:hint="eastAsia"/>
+                <w:b/>
+                <w:bCs/>
+                <w:sz w:val="24"/>
+                <w:szCs w:val="24"/>
+              </w:rPr>
+              <w:t>(字段值括号中为监测站点中文名)</w:t>
+            </w:r>
+          </w:p>
+        </w:tc>
+        <w:tc>
+          <w:tcPr>
+            <w:tcW w:w="1559" w:type="dxa"/>
+            <w:vAlign w:val="center"/>
+          </w:tcPr>
+          <w:p>
+            <w:pPr>
+              <w:jc w:val="center"/>
+              <w:rPr>
+                <w:rFonts w:ascii="宋体" w:eastAsia="宋体" w:hAnsi="宋体" w:hint="eastAsia"/>
+                <w:b/>
+                <w:bCs/>
+                <w:sz w:val="24"/>
+                <w:szCs w:val="24"/>
+              </w:rPr>
+            </w:pPr>
+            <w:r>
+              <w:rPr>
+                <w:rFonts w:ascii="宋体" w:eastAsia="宋体" w:hAnsi="宋体" w:hint="eastAsia"/>
+                <w:b/>
+                <w:bCs/>
+                <w:sz w:val="24"/>
+                <w:szCs w:val="24"/>
+              </w:rPr>
+              <w:t>varchar</w:t>
+            </w:r>
+          </w:p>
+        </w:tc>
+        <w:tc>
+          <w:tcPr>
+            <w:tcW w:w="993" w:type="dxa"/>
+            <w:vAlign w:val="center"/>
+          </w:tcPr>
+          <w:p>
+            <w:pPr>
+              <w:jc w:val="center"/>
+              <w:rPr>
+                <w:rFonts w:ascii="宋体" w:eastAsia="宋体" w:hAnsi="宋体" w:hint="eastAsia"/>
+                <w:b/>
+                <w:bCs/>
+                <w:sz w:val="24"/>
+                <w:szCs w:val="24"/>
+              </w:rPr>
+            </w:pPr>
+          </w:p>
+        </w:tc>
+        <w:tc>
+          <w:tcPr>
+            <w:tcW w:w="1071" w:type="dxa"/>
+            <w:vAlign w:val="center"/>
+          </w:tcPr>
+          <w:p>
+            <w:pPr>
+              <w:jc w:val="center"/>
+              <w:rPr>
+                <w:rFonts w:ascii="宋体" w:eastAsia="宋体" w:hAnsi="宋体" w:hint="eastAsia"/>
+                <w:b/>
+                <w:bCs/>
+                <w:sz w:val="24"/>
+                <w:szCs w:val="24"/>
+              </w:rPr>
+            </w:pPr>
+            <w:r>
+              <w:rPr>
+                <w:rFonts w:ascii="宋体" w:eastAsia="宋体" w:hAnsi="宋体" w:hint="eastAsia"/>
+                <w:b/>
+                <w:bCs/>
+                <w:sz w:val="24"/>
+                <w:szCs w:val="24"/>
+              </w:rPr>
+              <w:t>是</w:t>
+            </w:r>
+          </w:p>
+        </w:tc>
+      </w:tr>
+      <w:tr>
+        <w:trPr>
+          <w:trHeight w:val="397"/>
+        </w:trPr>
+        <w:tc>
+          <w:tcPr>
+            <w:tcW w:w="846" w:type="dxa"/>
+            <w:vAlign w:val="center"/>
+          </w:tcPr>
+          <w:p>
+            <w:pPr>
+              <w:jc w:val="center"/>
+              <w:rPr>
+                <w:rFonts w:ascii="宋体" w:eastAsia="宋体" w:hAnsi="宋体" w:hint="eastAsia"/>
+                <w:b/>
+                <w:bCs/>
+                <w:sz w:val="24"/>
+                <w:szCs w:val="24"/>
+              </w:rPr>
+            </w:pPr>
+            <w:r>
+              <w:rPr>
+                <w:rFonts w:ascii="宋体" w:eastAsia="宋体" w:hAnsi="宋体" w:hint="eastAsia"/>
+                <w:b/>
+                <w:bCs/>
+                <w:sz w:val="24"/>
+                <w:szCs w:val="24"/>
+              </w:rPr>
+              <w:t>3</w:t>
+            </w:r>
+          </w:p>
+        </w:tc>
+        <w:tc>
+          <w:tcPr>
+            <w:tcW w:w="2146" w:type="dxa"/>
+            <w:vAlign w:val="center"/>
+          </w:tcPr>
+          <w:p>
+            <w:pPr>
+              <w:jc w:val="center"/>
+              <w:rPr>
+                <w:rFonts w:ascii="宋体" w:eastAsia="宋体" w:hAnsi="宋体" w:hint="eastAsia"/>
+                <w:b/>
+                <w:bCs/>
+                <w:sz w:val="24"/>
+                <w:szCs w:val="24"/>
+              </w:rPr>
+            </w:pPr>
+            <w:r>
+              <w:rPr>
+                <w:rFonts w:ascii="宋体" w:eastAsia="宋体" w:hAnsi="宋体" w:hint="eastAsia"/>
+                <w:b/>
+                <w:bCs/>
+                <w:sz w:val="24"/>
+                <w:szCs w:val="24"/>
+              </w:rPr>
+              <w:t>code</w:t>
+            </w:r>
+          </w:p>
+        </w:tc>
+        <w:tc>
+          <w:tcPr>
+            <w:tcW w:w="1681" w:type="dxa"/>
+            <w:vAlign w:val="center"/>
+          </w:tcPr>
+          <w:p>
+            <w:pPr>
+              <w:jc w:val="center"/>
+              <w:rPr>
+                <w:rFonts w:ascii="宋体" w:eastAsia="宋体" w:hAnsi="宋体" w:hint="eastAsia"/>
+                <w:b/>
+                <w:bCs/>
+                <w:sz w:val="24"/>
+                <w:szCs w:val="24"/>
+              </w:rPr>
+            </w:pPr>
+            <w:r>
+              <w:rPr>
+                <w:rFonts w:ascii="宋体" w:eastAsia="宋体" w:hAnsi="宋体" w:hint="eastAsia"/>
+                <w:b/>
+                <w:bCs/>
+                <w:sz w:val="24"/>
+                <w:szCs w:val="24"/>
+              </w:rPr>
+              <w:t>站点名称</w:t>
+            </w:r>
+          </w:p>
+        </w:tc>
+        <w:tc>
+          <w:tcPr>
+            <w:tcW w:w="1559" w:type="dxa"/>
+            <w:vAlign w:val="center"/>
+          </w:tcPr>
+          <w:p>
+            <w:pPr>
+              <w:jc w:val="center"/>
+              <w:rPr>
+                <w:rFonts w:ascii="宋体" w:eastAsia="宋体" w:hAnsi="宋体" w:hint="eastAsia"/>
+                <w:b/>
+                <w:bCs/>
+                <w:sz w:val="24"/>
+                <w:szCs w:val="24"/>
+              </w:rPr>
+            </w:pPr>
+            <w:r>
+              <w:rPr>
+                <w:rFonts w:ascii="宋体" w:eastAsia="宋体" w:hAnsi="宋体" w:hint="eastAsia"/>
+                <w:b/>
+                <w:bCs/>
+                <w:sz w:val="24"/>
+                <w:szCs w:val="24"/>
+              </w:rPr>
+              <w:t>varchar</w:t>
+            </w:r>
+          </w:p>
+        </w:tc>
+        <w:tc>
+          <w:tcPr>
+            <w:tcW w:w="993" w:type="dxa"/>
+            <w:vAlign w:val="center"/>
+          </w:tcPr>
+          <w:p>
+            <w:pPr>
+              <w:jc w:val="center"/>
+              <w:rPr>
+                <w:rFonts w:ascii="宋体" w:eastAsia="宋体" w:hAnsi="宋体" w:hint="eastAsia"/>
+                <w:b/>
+                <w:bCs/>
+                <w:sz w:val="24"/>
+                <w:szCs w:val="24"/>
+              </w:rPr>
+            </w:pPr>
+          </w:p>
+        </w:tc>
+        <w:tc>
+          <w:tcPr>
+            <w:tcW w:w="1071" w:type="dxa"/>
+            <w:vAlign w:val="center"/>
+          </w:tcPr>
+          <w:p>
+            <w:pPr>
+              <w:jc w:val="center"/>
+              <w:rPr>
+                <w:rFonts w:ascii="宋体" w:eastAsia="宋体" w:hAnsi="宋体" w:hint="eastAsia"/>
+                <w:b/>
+                <w:bCs/>
+                <w:sz w:val="24"/>
+                <w:szCs w:val="24"/>
+              </w:rPr>
+            </w:pPr>
+            <w:r>
+              <w:rPr>
+                <w:rFonts w:ascii="宋体" w:eastAsia="宋体" w:hAnsi="宋体" w:hint="eastAsia"/>
+                <w:b/>
+                <w:bCs/>
+                <w:sz w:val="24"/>
+                <w:szCs w:val="24"/>
+              </w:rPr>
+              <w:t>是</w:t>
+            </w:r>
+          </w:p>
+        </w:tc>
+      </w:tr>
+      <w:tr>
+        <w:trPr>
+          <w:trHeight w:val="397"/>
+        </w:trPr>
+        <w:tc>
+          <w:tcPr>
+            <w:tcW w:w="846" w:type="dxa"/>
+            <w:vAlign w:val="center"/>
+          </w:tcPr>
+          <w:p>
+            <w:pPr>
+              <w:jc w:val="center"/>
+              <w:rPr>
+                <w:rFonts w:ascii="宋体" w:eastAsia="宋体" w:hAnsi="宋体" w:hint="eastAsia"/>
+                <w:b/>
+                <w:bCs/>
+                <w:sz w:val="24"/>
+                <w:szCs w:val="24"/>
+              </w:rPr>
+            </w:pPr>
+            <w:r>
+              <w:rPr>
+                <w:rFonts w:ascii="宋体" w:eastAsia="宋体" w:hAnsi="宋体" w:hint="eastAsia"/>
+                <w:b/>
+                <w:bCs/>
+                <w:sz w:val="24"/>
+                <w:szCs w:val="24"/>
+              </w:rPr>
+              <w:t>4</w:t>
+            </w:r>
+          </w:p>
+        </w:tc>
+        <w:tc>
+          <w:tcPr>
+            <w:tcW w:w="2146" w:type="dxa"/>
+            <w:vAlign w:val="center"/>
+          </w:tcPr>
+          <w:p>
+            <w:pPr>
+              <w:jc w:val="center"/>
+              <w:rPr>
+                <w:rFonts w:ascii="宋体" w:eastAsia="宋体" w:hAnsi="宋体" w:hint="eastAsia"/>
+                <w:b/>
+                <w:bCs/>
+                <w:sz w:val="24"/>
+                <w:szCs w:val="24"/>
+              </w:rPr>
+            </w:pPr>
+            <w:r>
+              <w:rPr>
+                <w:rFonts w:ascii="宋体" w:eastAsia="宋体" w:hAnsi="宋体" w:hint="eastAsia"/>
+                <w:b/>
+                <w:bCs/>
+                <w:sz w:val="24"/>
+                <w:szCs w:val="24"/>
+              </w:rPr>
+              <w:t>lon</w:t>
+            </w:r>
+          </w:p>
+        </w:tc>
+        <w:tc>
+          <w:tcPr>
+            <w:tcW w:w="1681" w:type="dxa"/>
+            <w:vAlign w:val="center"/>
+          </w:tcPr>
+          <w:p>
+            <w:pPr>
+              <w:jc w:val="center"/>
+              <w:rPr>
+                <w:rFonts w:ascii="宋体" w:eastAsia="宋体" w:hAnsi="宋体" w:hint="eastAsia"/>
+                <w:b/>
+                <w:bCs/>
+                <w:sz w:val="24"/>
+                <w:szCs w:val="24"/>
+              </w:rPr>
+            </w:pPr>
+            <w:r>
+              <w:rPr>
+                <w:rFonts w:ascii="宋体" w:eastAsia="宋体" w:hAnsi="宋体" w:hint="eastAsia"/>
+                <w:b/>
+                <w:bCs/>
+                <w:sz w:val="24"/>
+                <w:szCs w:val="24"/>
+              </w:rPr>
+              <w:t>地理坐标</w:t>
+            </w:r>
+            <w:r>
+              <w:rPr>
+                <w:rFonts w:ascii="宋体" w:eastAsia="宋体" w:hAnsi="宋体" w:hint="eastAsia"/>
+                <w:b/>
+                <w:bCs/>
+                <w:sz w:val="24"/>
+                <w:szCs w:val="24"/>
+              </w:rPr>
+              <w:t>经度</w:t>
+            </w:r>
+          </w:p>
+        </w:tc>
+        <w:tc>
+          <w:tcPr>
+            <w:tcW w:w="1559" w:type="dxa"/>
+            <w:vAlign w:val="center"/>
+          </w:tcPr>
+          <w:p>
+            <w:pPr>
+              <w:jc w:val="center"/>
+              <w:rPr>
+                <w:rFonts w:ascii="宋体" w:eastAsia="宋体" w:hAnsi="宋体" w:hint="eastAsia"/>
+                <w:b/>
+                <w:bCs/>
+                <w:sz w:val="24"/>
+                <w:szCs w:val="24"/>
+              </w:rPr>
+            </w:pPr>
+            <w:bookmarkStart w:id="0" w:name="OLE_LINK2"/>
+            <w:r>
+              <w:rPr>
+                <w:rFonts w:ascii="宋体" w:eastAsia="宋体" w:hAnsi="宋体" w:hint="eastAsia"/>
+                <w:b/>
+                <w:bCs/>
+                <w:sz w:val="24"/>
+                <w:szCs w:val="24"/>
+              </w:rPr>
+              <w:t>varchar</w:t>
+            </w:r>
+            <w:bookmarkEnd w:id="0"/>
+          </w:p>
+        </w:tc>
+        <w:tc>
+          <w:tcPr>
+            <w:tcW w:w="993" w:type="dxa"/>
+            <w:vAlign w:val="center"/>
+          </w:tcPr>
+          <w:p>
+            <w:pPr>
+              <w:jc w:val="center"/>
+              <w:rPr>
+                <w:rFonts w:ascii="宋体" w:eastAsia="宋体" w:hAnsi="宋体" w:hint="eastAsia"/>
+                <w:b/>
+                <w:bCs/>
+                <w:sz w:val="24"/>
+                <w:szCs w:val="24"/>
+              </w:rPr>
+            </w:pPr>
+          </w:p>
+        </w:tc>
+        <w:tc>
+          <w:tcPr>
+            <w:tcW w:w="1071" w:type="dxa"/>
+            <w:vAlign w:val="center"/>
+          </w:tcPr>
+          <w:p>
+            <w:pPr>
+              <w:jc w:val="center"/>
+              <w:rPr>
+                <w:rFonts w:ascii="宋体" w:eastAsia="宋体" w:hAnsi="宋体" w:hint="eastAsia"/>
+                <w:b/>
+                <w:bCs/>
+                <w:sz w:val="24"/>
+                <w:szCs w:val="24"/>
+              </w:rPr>
+            </w:pPr>
+            <w:r>
+              <w:rPr>
+                <w:rFonts w:ascii="宋体" w:eastAsia="宋体" w:hAnsi="宋体" w:hint="eastAsia"/>
+                <w:b/>
+                <w:bCs/>
+                <w:sz w:val="24"/>
+                <w:szCs w:val="24"/>
+              </w:rPr>
+              <w:t>是</w:t>
+            </w:r>
+          </w:p>
+        </w:tc>
+      </w:tr>
+      <w:tr>
+        <w:trPr>
+          <w:trHeight w:val="397"/>
+        </w:trPr>
+        <w:tc>
+          <w:tcPr>
+            <w:tcW w:w="846" w:type="dxa"/>
+            <w:vAlign w:val="center"/>
+          </w:tcPr>
+          <w:p>
+            <w:pPr>
+              <w:jc w:val="center"/>
+              <w:rPr>
+                <w:rFonts w:ascii="宋体" w:eastAsia="宋体" w:hAnsi="宋体" w:hint="eastAsia"/>
+                <w:b/>
+                <w:bCs/>
+                <w:sz w:val="24"/>
+                <w:szCs w:val="24"/>
+              </w:rPr>
+            </w:pPr>
+            <w:r>
+              <w:rPr>
+                <w:rFonts w:ascii="宋体" w:eastAsia="宋体" w:hAnsi="宋体" w:hint="eastAsia"/>
+                <w:b/>
+                <w:bCs/>
+                <w:sz w:val="24"/>
+                <w:szCs w:val="24"/>
+              </w:rPr>
+              <w:t>5</w:t>
+            </w:r>
+          </w:p>
+        </w:tc>
+        <w:tc>
+          <w:tcPr>
+            <w:tcW w:w="2146" w:type="dxa"/>
+            <w:vAlign w:val="center"/>
+          </w:tcPr>
+          <w:p>
+            <w:pPr>
+              <w:jc w:val="center"/>
+              <w:rPr>
+                <w:rFonts w:ascii="宋体" w:eastAsia="宋体" w:hAnsi="宋体" w:hint="eastAsia"/>
+                <w:b/>
+                <w:bCs/>
+                <w:sz w:val="24"/>
+                <w:szCs w:val="24"/>
+              </w:rPr>
+            </w:pPr>
+            <w:r>
+              <w:rPr>
+                <w:rFonts w:ascii="宋体" w:eastAsia="宋体" w:hAnsi="宋体" w:hint="eastAsia"/>
+                <w:b/>
+                <w:bCs/>
+                <w:sz w:val="24"/>
+                <w:szCs w:val="24"/>
+              </w:rPr>
+              <w:t>lat</w:t>
+            </w:r>
+          </w:p>
+        </w:tc>
+        <w:tc>
+          <w:tcPr>
+            <w:tcW w:w="1681" w:type="dxa"/>
+            <w:vAlign w:val="center"/>
+          </w:tcPr>
+          <w:p>
+            <w:pPr>
+              <w:jc w:val="center"/>
+              <w:rPr>
+                <w:rFonts w:ascii="宋体" w:eastAsia="宋体" w:hAnsi="宋体" w:hint="eastAsia"/>
+                <w:b/>
+                <w:bCs/>
+                <w:sz w:val="24"/>
+                <w:szCs w:val="24"/>
+              </w:rPr>
+            </w:pPr>
+            <w:r>
+              <w:rPr>
+                <w:rFonts w:ascii="宋体" w:eastAsia="宋体" w:hAnsi="宋体" w:hint="eastAsia"/>
+                <w:b/>
+                <w:bCs/>
+                <w:sz w:val="24"/>
+                <w:szCs w:val="24"/>
+              </w:rPr>
+              <w:t>地理坐标纬度</w:t>
+            </w:r>
+          </w:p>
+        </w:tc>
+        <w:tc>
+          <w:tcPr>
+            <w:tcW w:w="1559" w:type="dxa"/>
+            <w:vAlign w:val="center"/>
+          </w:tcPr>
+          <w:p>
+            <w:pPr>
+              <w:jc w:val="center"/>
+              <w:rPr>
+                <w:rFonts w:ascii="宋体" w:eastAsia="宋体" w:hAnsi="宋体" w:hint="eastAsia"/>
+                <w:b/>
+                <w:bCs/>
+                <w:sz w:val="24"/>
+                <w:szCs w:val="24"/>
+              </w:rPr>
+            </w:pPr>
+            <w:r>
+              <w:rPr>
+                <w:rFonts w:ascii="宋体" w:eastAsia="宋体" w:hAnsi="宋体" w:hint="eastAsia"/>
+                <w:b/>
+                <w:bCs/>
+                <w:sz w:val="24"/>
+                <w:szCs w:val="24"/>
+              </w:rPr>
+              <w:t>varchar</w:t>
+            </w:r>
+          </w:p>
+        </w:tc>
+        <w:tc>
+          <w:tcPr>
+            <w:tcW w:w="993" w:type="dxa"/>
+            <w:vAlign w:val="center"/>
+          </w:tcPr>
+          <w:p>
+            <w:pPr>
+              <w:jc w:val="center"/>
+              <w:rPr>
+                <w:rFonts w:ascii="宋体" w:eastAsia="宋体" w:hAnsi="宋体" w:hint="eastAsia"/>
+                <w:b/>
+                <w:bCs/>
+                <w:sz w:val="24"/>
+                <w:szCs w:val="24"/>
+              </w:rPr>
+            </w:pPr>
+          </w:p>
+        </w:tc>
+        <w:tc>
+          <w:tcPr>
+            <w:tcW w:w="1071" w:type="dxa"/>
+            <w:vAlign w:val="center"/>
+          </w:tcPr>
+          <w:p>
+            <w:pPr>
+              <w:jc w:val="center"/>
+              <w:rPr>
+                <w:rFonts w:ascii="宋体" w:eastAsia="宋体" w:hAnsi="宋体" w:hint="eastAsia"/>
+                <w:b/>
+                <w:bCs/>
+                <w:sz w:val="24"/>
+                <w:szCs w:val="24"/>
+              </w:rPr>
+            </w:pPr>
+            <w:r>
+              <w:rPr>
+                <w:rFonts w:ascii="宋体" w:eastAsia="宋体" w:hAnsi="宋体" w:hint="eastAsia"/>
+                <w:b/>
+                <w:bCs/>
+                <w:sz w:val="24"/>
+                <w:szCs w:val="24"/>
+              </w:rPr>
+              <w:t>是</w:t>
+            </w:r>
+          </w:p>
+        </w:tc>
+      </w:tr>
+      <w:tr>
+        <w:trPr>
+          <w:trHeight w:val="397"/>
+        </w:trPr>
+        <w:tc>
+          <w:tcPr>
+            <w:tcW w:w="846" w:type="dxa"/>
+            <w:vAlign w:val="center"/>
+          </w:tcPr>
+          <w:p>
+            <w:pPr>
+              <w:jc w:val="center"/>
+              <w:rPr>
+                <w:rFonts w:ascii="宋体" w:eastAsia="宋体" w:hAnsi="宋体" w:hint="eastAsia"/>
+                <w:b/>
+                <w:bCs/>
+                <w:sz w:val="24"/>
+                <w:szCs w:val="24"/>
+              </w:rPr>
+            </w:pPr>
+            <w:r>
+              <w:rPr>
+                <w:rFonts w:ascii="宋体" w:eastAsia="宋体" w:hAnsi="宋体" w:hint="eastAsia"/>
+                <w:b/>
+                <w:bCs/>
+                <w:sz w:val="24"/>
+                <w:szCs w:val="24"/>
+              </w:rPr>
+              <w:t>6</w:t>
+            </w:r>
+          </w:p>
+        </w:tc>
+        <w:tc>
+          <w:tcPr>
+            <w:tcW w:w="2146" w:type="dxa"/>
+            <w:vAlign w:val="center"/>
+          </w:tcPr>
+          <w:p>
+            <w:pPr>
+              <w:jc w:val="center"/>
+              <w:rPr>
+                <w:rFonts w:ascii="宋体" w:eastAsia="宋体" w:hAnsi="宋体" w:hint="eastAsia"/>
+                <w:b/>
+                <w:bCs/>
+                <w:sz w:val="24"/>
+                <w:szCs w:val="24"/>
+              </w:rPr>
+            </w:pPr>
+            <w:r>
+              <w:rPr>
+                <w:rFonts w:ascii="宋体" w:eastAsia="宋体" w:hAnsi="宋体" w:hint="eastAsia"/>
+                <w:b/>
+                <w:bCs/>
+                <w:sz w:val="24"/>
+                <w:szCs w:val="24"/>
+              </w:rPr>
+              <w:t>area</w:t>
+            </w:r>
+          </w:p>
+        </w:tc>
+        <w:tc>
+          <w:tcPr>
+            <w:tcW w:w="1681" w:type="dxa"/>
+            <w:vAlign w:val="center"/>
+          </w:tcPr>
+          <w:p>
+            <w:pPr>
+              <w:jc w:val="center"/>
+              <w:rPr>
+                <w:rFonts w:ascii="宋体" w:eastAsia="宋体" w:hAnsi="宋体" w:hint="eastAsia"/>
+                <w:b/>
+                <w:bCs/>
+                <w:sz w:val="24"/>
+                <w:szCs w:val="24"/>
+              </w:rPr>
+            </w:pPr>
+            <w:r>
+              <w:rPr>
+                <w:rFonts w:ascii="宋体" w:eastAsia="宋体" w:hAnsi="宋体" w:hint="eastAsia"/>
+                <w:b/>
+                <w:bCs/>
+                <w:sz w:val="24"/>
+                <w:szCs w:val="24"/>
+              </w:rPr>
+              <w:t>所属区域(行政区)</w:t>
+            </w:r>
+          </w:p>
+        </w:tc>
+        <w:tc>
+          <w:tcPr>
+            <w:tcW w:w="1559" w:type="dxa"/>
+            <w:vAlign w:val="center"/>
+          </w:tcPr>
+          <w:p>
+            <w:pPr>
+              <w:jc w:val="center"/>
+              <w:rPr>
+                <w:rFonts w:ascii="宋体" w:eastAsia="宋体" w:hAnsi="宋体" w:hint="eastAsia"/>
+                <w:b/>
+                <w:bCs/>
+                <w:sz w:val="24"/>
+                <w:szCs w:val="24"/>
+              </w:rPr>
+            </w:pPr>
+            <w:r>
+              <w:rPr>
+                <w:rFonts w:ascii="宋体" w:eastAsia="宋体" w:hAnsi="宋体" w:hint="eastAsia"/>
+                <w:b/>
+                <w:bCs/>
+                <w:sz w:val="24"/>
+                <w:szCs w:val="24"/>
+              </w:rPr>
+              <w:t>varchar</w:t>
+            </w:r>
+          </w:p>
+        </w:tc>
+        <w:tc>
+          <w:tcPr>
+            <w:tcW w:w="993" w:type="dxa"/>
+            <w:vAlign w:val="center"/>
+          </w:tcPr>
+          <w:p>
+            <w:pPr>
+              <w:jc w:val="center"/>
+              <w:rPr>
+                <w:rFonts w:ascii="宋体" w:eastAsia="宋体" w:hAnsi="宋体" w:hint="eastAsia"/>
+                <w:b/>
+                <w:bCs/>
+                <w:sz w:val="24"/>
+                <w:szCs w:val="24"/>
+              </w:rPr>
+            </w:pPr>
+          </w:p>
+        </w:tc>
+        <w:tc>
+          <w:tcPr>
+            <w:tcW w:w="1071" w:type="dxa"/>
+            <w:vAlign w:val="center"/>
+          </w:tcPr>
+          <w:p>
+            <w:pPr>
+              <w:jc w:val="center"/>
+              <w:rPr>
+                <w:rFonts w:ascii="宋体" w:eastAsia="宋体" w:hAnsi="宋体" w:hint="eastAsia"/>
+                <w:b/>
+                <w:bCs/>
+                <w:sz w:val="24"/>
+                <w:szCs w:val="24"/>
+              </w:rPr>
+            </w:pPr>
+            <w:r>
+              <w:rPr>
+                <w:rFonts w:ascii="宋体" w:eastAsia="宋体" w:hAnsi="宋体" w:hint="eastAsia"/>
+                <w:b/>
+                <w:bCs/>
+                <w:sz w:val="24"/>
+                <w:szCs w:val="24"/>
+              </w:rPr>
+              <w:t>是</w:t>
+            </w:r>
+          </w:p>
+        </w:tc>
+      </w:tr>
+    </w:tbl>
+    <w:p>
+      <w:pPr>
+        <w:jc w:val="center"/>
+        <w:rPr>
+          <w:rFonts w:ascii="宋体" w:eastAsia="宋体" w:hAnsi="宋体" w:hint="eastAsia"/>
+          <w:b/>
+          <w:bCs/>
+          <w:sz w:val="24"/>
+          <w:szCs w:val="24"/>
+        </w:rPr>
+      </w:pPr>
+    </w:p>
+    <w:p>
+      <w:pPr>
+        <w:jc w:val="center"/>
+        <w:rPr>
+          <w:rFonts w:ascii="宋体" w:eastAsia="宋体" w:hAnsi="宋体" w:hint="eastAsia"/>
+          <w:b/>
+          <w:bCs/>
+          <w:sz w:val="24"/>
+          <w:szCs w:val="24"/>
+        </w:rPr>
+      </w:pPr>
     </w:p>
     <w:p>
       <w:pPr>
         <w:jc w:val="left"/>
         <w:rPr>
-          <w:rFonts w:ascii="宋体" w:eastAsia="宋体" w:hAnsi="宋体"/>
+          <w:rFonts w:ascii="宋体" w:eastAsia="宋体" w:hAnsi="宋体" w:hint="eastAsia"/>
           <w:b/>
           <w:bCs/>
           <w:sz w:val="24"/>
@@ -13457,12 +14573,42 @@
         </w:rPr>
         <w:t>:5432</w:t>
       </w:r>
+      <w:r>
+        <w:rPr>
+          <w:rFonts w:ascii="宋体" w:eastAsia="宋体" w:hAnsi="宋体" w:hint="eastAsia"/>
+          <w:b/>
+          <w:bCs/>
+          <w:sz w:val="24"/>
+          <w:szCs w:val="24"/>
+        </w:rPr>
+        <w:t xml:space="preserve">     (</w:t>
+      </w:r>
+      <w:r>
+        <w:rPr>
+          <w:rFonts w:ascii="宋体" w:eastAsia="宋体" w:hAnsi="宋体" w:hint="eastAsia"/>
+          <w:b/>
+          <w:bCs/>
+          <w:sz w:val="24"/>
+          <w:szCs w:val="24"/>
+        </w:rPr>
+        <w:t>192.169.237.197</w:t>
+      </w:r>
+      <w:r>
+        <w:rPr>
+          <w:rFonts w:ascii="宋体" w:eastAsia="宋体" w:hAnsi="宋体" w:hint="eastAsia"/>
+          <w:b/>
+          <w:bCs/>
+          <w:sz w:val="24"/>
+          <w:szCs w:val="24"/>
+        </w:rPr>
+        <w:t>)</w:t>
+      </w:r>
     </w:p>
     <w:p>
       <w:pPr>
         <w:jc w:val="left"/>
         <w:rPr>
-          <w:rFonts w:ascii="宋体" w:eastAsia="宋体" w:hAnsi="宋体"/>
+          <w:rFonts w:ascii="宋体" w:eastAsia="宋体" w:hAnsi="宋体" w:hint="eastAsia"/>
           <w:b/>
           <w:bCs/>
           <w:sz w:val="24"/>
@@ -13479,7 +14625,7 @@
         </w:rPr>
         <w:t>账号：</w:t>
       </w:r>
-      <w:proofErr w:type="spellStart"/>
+      <w:bookmarkStart w:id="1" w:name="OLE_LINK1"/>
       <w:r>
         <w:rPr>
           <w:rFonts w:ascii="宋体" w:eastAsia="宋体" w:hAnsi="宋体" w:hint="eastAsia"/>
@@ -13490,13 +14636,13 @@
         </w:rPr>
         <w:t>postgres</w:t>
       </w:r>
-      <w:proofErr w:type="spellEnd"/>
+      <w:bookmarkEnd w:id="1"/>
     </w:p>
     <w:p>
       <w:pPr>
         <w:jc w:val="left"/>
         <w:rPr>
-          <w:rFonts w:ascii="宋体" w:eastAsia="宋体" w:hAnsi="宋体"/>
+          <w:rFonts w:ascii="宋体" w:eastAsia="宋体" w:hAnsi="宋体" w:hint="eastAsia"/>
           <w:b/>
           <w:bCs/>
           <w:sz w:val="24"/>
@@ -13545,7 +14691,6 @@
         </w:rPr>
         <w:t>库：</w:t>
       </w:r>
-      <w:proofErr w:type="spellStart"/>
       <w:r>
         <w:rPr>
           <w:rFonts w:ascii="宋体" w:eastAsia="宋体" w:hAnsi="宋体" w:hint="eastAsia"/>
@@ -13556,7 +14701,6 @@
         </w:rPr>
         <w:t>dmcj</w:t>
       </w:r>
-      <w:proofErr w:type="spellEnd"/>
     </w:p>
     <w:sectPr>
       <w:pgSz w:w="11906" w:h="16838"/>
@@ -13566,6 +14710,64 @@
     </w:sectPr>
   </w:body>
 </w:document>
+</file>
+
+<file path=word/endnotes.xml><?xml version="1.0" encoding="utf-8"?>
+<w:endnotes xmlns:wpc="http://schemas.microsoft.com/office/word/2010/wordprocessingCanvas" xmlns:cx="http://schemas.microsoft.com/office/drawing/2014/chartex" xmlns:cx1="http://schemas.microsoft.com/office/drawing/2015/9/8/chartex" xmlns:cx2="http://schemas.microsoft.com/office/drawing/2015/10/21/chartex" xmlns:cx3="http://schemas.microsoft.com/office/drawing/2016/5/9/chartex" xmlns:cx4="http://schemas.microsoft.com/office/drawing/2016/5/10/chartex" xmlns:cx5="http://schemas.microsoft.com/office/drawing/2016/5/11/chartex" xmlns:cx6="http://schemas.microsoft.com/office/drawing/2016/5/12/chartex" xmlns:cx7="http://schemas.microsoft.com/office/drawing/2016/5/13/chartex" xmlns:cx8="http://schemas.microsoft.com/office/drawing/2016/5/14/chartex" xmlns:mc="http://schemas.openxmlformats.org/markup-compatibility/2006" xmlns:aink="http://schemas.microsoft.com/office/drawing/2016/ink" xmlns:am3d="http://schemas.microsoft.com/office/drawing/2017/model3d" xmlns:o="urn:schemas-microsoft-com:office:office" xmlns:oel="http://schemas.microsoft.com/office/2019/extlst" xmlns:r="http://schemas.openxmlformats.org/officeDocument/2006/relationships" xmlns:m="http://schemas.openxmlformats.org/officeDocument/2006/math" xmlns:v="urn:schemas-microsoft-com:vml" xmlns:wp14="http://schemas.microsoft.com/office/word/2010/wordprocessingDrawing" xmlns:wp="http://schemas.openxmlformats.org/drawingml/2006/wordprocessingDrawing" xmlns:w10="urn:schemas-microsoft-com:office:word" xmlns:w="http://schemas.openxmlformats.org/wordprocessingml/2006/main" xmlns:w14="http://schemas.microsoft.com/office/word/2010/wordml" xmlns:w15="http://schemas.microsoft.com/office/word/2012/wordml" xmlns:w16cex="http://schemas.microsoft.com/office/word/2018/wordml/cex" xmlns:w16cid="http://schemas.microsoft.com/office/word/2016/wordml/cid" xmlns:w16="http://schemas.microsoft.com/office/word/2018/wordml" xmlns:w16du="http://schemas.microsoft.com/office/word/2023/wordml/word16du" xmlns:w16sdtdh="http://schemas.microsoft.com/office/word/2020/wordml/sdtdatahash" xmlns:w16sdtfl="http://schemas.microsoft.com/office/word/2024/wordml/sdtformatlock" xmlns:w16se="http://schemas.microsoft.com/office/word/2015/wordml/symex" xmlns:wpg="http://schemas.microsoft.com/office/word/2010/wordprocessingGroup" xmlns:wpi="http://schemas.microsoft.com/office/word/2010/wordprocessingInk" xmlns:wne="http://schemas.microsoft.com/office/word/2006/wordml" xmlns:wps="http://schemas.microsoft.com/office/word/2010/wordprocessingShape" mc:Ignorable="w14 w15 w16se w16cid w16 w16cex w16sdtdh w16sdtfl w16du wp14">
+  <w:endnote w:type="separator" w:id="-1">
+    <w:p>
+      <w:pPr>
+        <w:rPr>
+          <w:rFonts w:hint="eastAsia"/>
+        </w:rPr>
+      </w:pPr>
+      <w:r>
+        <w:separator/>
+      </w:r>
+    </w:p>
+  </w:endnote>
+  <w:endnote w:type="continuationSeparator" w:id="0">
+    <w:p>
+      <w:pPr>
+        <w:rPr>
+          <w:rFonts w:hint="eastAsia"/>
+        </w:rPr>
+      </w:pPr>
+      <w:r>
+        <w:continuationSeparator/>
+      </w:r>
+    </w:p>
+  </w:endnote>
+</w:endnotes>
+</file>
+
+<file path=word/footnotes.xml><?xml version="1.0" encoding="utf-8"?>
+<w:footnotes xmlns:wpc="http://schemas.microsoft.com/office/word/2010/wordprocessingCanvas" xmlns:cx="http://schemas.microsoft.com/office/drawing/2014/chartex" xmlns:cx1="http://schemas.microsoft.com/office/drawing/2015/9/8/chartex" xmlns:cx2="http://schemas.microsoft.com/office/drawing/2015/10/21/chartex" xmlns:cx3="http://schemas.microsoft.com/office/drawing/2016/5/9/chartex" xmlns:cx4="http://schemas.microsoft.com/office/drawing/2016/5/10/chartex" xmlns:cx5="http://schemas.microsoft.com/office/drawing/2016/5/11/chartex" xmlns:cx6="http://schemas.microsoft.com/office/drawing/2016/5/12/chartex" xmlns:cx7="http://schemas.microsoft.com/office/drawing/2016/5/13/chartex" xmlns:cx8="http://schemas.microsoft.com/office/drawing/2016/5/14/chartex" xmlns:mc="http://schemas.openxmlformats.org/markup-compatibility/2006" xmlns:aink="http://schemas.microsoft.com/office/drawing/2016/ink" xmlns:am3d="http://schemas.microsoft.com/office/drawing/2017/model3d" xmlns:o="urn:schemas-microsoft-com:office:office" xmlns:oel="http://schemas.microsoft.com/office/2019/extlst" xmlns:r="http://schemas.openxmlformats.org/officeDocument/2006/relationships" xmlns:m="http://schemas.openxmlformats.org/officeDocument/2006/math" xmlns:v="urn:schemas-microsoft-com:vml" xmlns:wp14="http://schemas.microsoft.com/office/word/2010/wordprocessingDrawing" xmlns:wp="http://schemas.openxmlformats.org/drawingml/2006/wordprocessingDrawing" xmlns:w10="urn:schemas-microsoft-com:office:word" xmlns:w="http://schemas.openxmlformats.org/wordprocessingml/2006/main" xmlns:w14="http://schemas.microsoft.com/office/word/2010/wordml" xmlns:w15="http://schemas.microsoft.com/office/word/2012/wordml" xmlns:w16cex="http://schemas.microsoft.com/office/word/2018/wordml/cex" xmlns:w16cid="http://schemas.microsoft.com/office/word/2016/wordml/cid" xmlns:w16="http://schemas.microsoft.com/office/word/2018/wordml" xmlns:w16du="http://schemas.microsoft.com/office/word/2023/wordml/word16du" xmlns:w16sdtdh="http://schemas.microsoft.com/office/word/2020/wordml/sdtdatahash" xmlns:w16sdtfl="http://schemas.microsoft.com/office/word/2024/wordml/sdtformatlock" xmlns:w16se="http://schemas.microsoft.com/office/word/2015/wordml/symex" xmlns:wpg="http://schemas.microsoft.com/office/word/2010/wordprocessingGroup" xmlns:wpi="http://schemas.microsoft.com/office/word/2010/wordprocessingInk" xmlns:wne="http://schemas.microsoft.com/office/word/2006/wordml" xmlns:wps="http://schemas.microsoft.com/office/word/2010/wordprocessingShape" mc:Ignorable="w14 w15 w16se w16cid w16 w16cex w16sdtdh w16sdtfl w16du wp14">
+  <w:footnote w:type="separator" w:id="-1">
+    <w:p>
+      <w:pPr>
+        <w:rPr>
+          <w:rFonts w:hint="eastAsia"/>
+        </w:rPr>
+      </w:pPr>
+      <w:r>
+        <w:separator/>
+      </w:r>
+    </w:p>
+  </w:footnote>
+  <w:footnote w:type="continuationSeparator" w:id="0">
+    <w:p>
+      <w:pPr>
+        <w:rPr>
+          <w:rFonts w:hint="eastAsia"/>
+        </w:rPr>
+      </w:pPr>
+      <w:r>
+        <w:continuationSeparator/>
+      </w:r>
+    </w:p>
+  </w:footnote>
+</w:footnotes>
 </file>
 
 <file path=word/styles.xml><?xml version="1.0" encoding="utf-8"?>
@@ -13963,6 +15165,7 @@
   <w:style w:type="paragraph" w:default="1" w:styleId="a">
     <w:name w:val="Normal"/>
     <w:qFormat/>
+    <w:rsid w:val="00C653FF"/>
     <w:pPr>
       <w:widowControl w:val="0"/>
       <w:jc w:val="both"/>
@@ -14170,7 +15373,6 @@
   <w:style w:type="character" w:default="1" w:styleId="a0">
     <w:name w:val="Default Paragraph Font"/>
     <w:uiPriority w:val="1"/>
-    <w:semiHidden/>
     <w:unhideWhenUsed/>
   </w:style>
   <w:style w:type="table" w:default="1" w:styleId="a1">
@@ -14505,6 +15707,68 @@
       </w:tblBorders>
     </w:tblPr>
   </w:style>
+  <w:style w:type="paragraph" w:styleId="af">
+    <w:name w:val="header"/>
+    <w:basedOn w:val="a"/>
+    <w:link w:val="af0"/>
+    <w:uiPriority w:val="99"/>
+    <w:unhideWhenUsed/>
+    <w:rsid w:val="00286240"/>
+    <w:pPr>
+      <w:tabs>
+        <w:tab w:val="center" w:pos="4153"/>
+        <w:tab w:val="right" w:pos="8306"/>
+      </w:tabs>
+      <w:snapToGrid w:val="0"/>
+      <w:jc w:val="center"/>
+    </w:pPr>
+    <w:rPr>
+      <w:sz w:val="18"/>
+      <w:szCs w:val="18"/>
+    </w:rPr>
+  </w:style>
+  <w:style w:type="character" w:customStyle="1" w:styleId="af0">
+    <w:name w:val="页眉 字符"/>
+    <w:basedOn w:val="a0"/>
+    <w:link w:val="af"/>
+    <w:uiPriority w:val="99"/>
+    <w:rsid w:val="00286240"/>
+    <w:rPr>
+      <w:sz w:val="18"/>
+      <w:szCs w:val="18"/>
+    </w:rPr>
+  </w:style>
+  <w:style w:type="paragraph" w:styleId="af1">
+    <w:name w:val="footer"/>
+    <w:basedOn w:val="a"/>
+    <w:link w:val="af2"/>
+    <w:uiPriority w:val="99"/>
+    <w:unhideWhenUsed/>
+    <w:rsid w:val="00286240"/>
+    <w:pPr>
+      <w:tabs>
+        <w:tab w:val="center" w:pos="4153"/>
+        <w:tab w:val="right" w:pos="8306"/>
+      </w:tabs>
+      <w:snapToGrid w:val="0"/>
+      <w:jc w:val="left"/>
+    </w:pPr>
+    <w:rPr>
+      <w:sz w:val="18"/>
+      <w:szCs w:val="18"/>
+    </w:rPr>
+  </w:style>
+  <w:style w:type="character" w:customStyle="1" w:styleId="af2">
+    <w:name w:val="页脚 字符"/>
+    <w:basedOn w:val="a0"/>
+    <w:link w:val="af1"/>
+    <w:uiPriority w:val="99"/>
+    <w:rsid w:val="00286240"/>
+    <w:rPr>
+      <w:sz w:val="18"/>
+      <w:szCs w:val="18"/>
+    </w:rPr>
+  </w:style>
 </w:styles>
 </file>
 
